--- a/oslab/os lab experiment.docx
+++ b/oslab/os lab experiment.docx
@@ -3,16 +3,99 @@
 <w:document xmlns:wpc="http://schemas.microsoft.com/office/word/2010/wordprocessingCanvas" xmlns:cx="http://schemas.microsoft.com/office/drawing/2014/chartex" xmlns:cx1="http://schemas.microsoft.com/office/drawing/2015/9/8/chartex" xmlns:cx2="http://schemas.microsoft.com/office/drawing/2015/10/21/chartex" xmlns:cx3="http://schemas.microsoft.com/office/drawing/2016/5/9/chartex" xmlns:cx4="http://schemas.microsoft.com/office/drawing/2016/5/10/chartex" xmlns:cx5="http://schemas.microsoft.com/office/drawing/2016/5/11/chartex" xmlns:cx6="http://schemas.microsoft.com/office/drawing/2016/5/12/chartex" xmlns:cx7="http://schemas.microsoft.com/office/drawing/2016/5/13/chartex" xmlns:cx8="http://schemas.microsoft.com/office/drawing/2016/5/14/chartex" xmlns:mc="http://schemas.openxmlformats.org/markup-compatibility/2006" xmlns:aink="http://schemas.microsoft.com/office/drawing/2016/ink" xmlns:am3d="http://schemas.microsoft.com/office/drawing/2017/model3d" xmlns:o="urn:schemas-microsoft-com:office:office" xmlns:oel="http://schemas.microsoft.com/office/2019/extlst" xmlns:r="http://schemas.openxmlformats.org/officeDocument/2006/relationships" xmlns:m="http://schemas.openxmlformats.org/officeDocument/2006/math" xmlns:v="urn:schemas-microsoft-com:vml" xmlns:wp14="http://schemas.microsoft.com/office/word/2010/wordprocessingDrawing" xmlns:wp="http://schemas.openxmlformats.org/drawingml/2006/wordprocessingDrawing" xmlns:w10="urn:schemas-microsoft-com:office:word" xmlns:w="http://schemas.openxmlformats.org/wordprocessingml/2006/main" xmlns:w14="http://schemas.microsoft.com/office/word/2010/wordml" xmlns:w15="http://schemas.microsoft.com/office/word/2012/wordml" xmlns:w16cei="http://schemas.microsoft.com/office/word/2026/wordml/cei" xmlns:w16cex="http://schemas.microsoft.com/office/word/2018/wordml/cex" xmlns:w16cid="http://schemas.microsoft.com/office/word/2016/wordml/cid" xmlns:w16="http://schemas.microsoft.com/office/word/2018/wordml" xmlns:w16du="http://schemas.microsoft.com/office/word/2023/wordml/word16du" xmlns:w16sdtdh="http://schemas.microsoft.com/office/word/2020/wordml/sdtdatahash" xmlns:w16sdtfl="http://schemas.microsoft.com/office/word/2024/wordml/sdtformatlock" xmlns:w16se="http://schemas.microsoft.com/office/word/2015/wordml/symex" xmlns:wpg="http://schemas.microsoft.com/office/word/2010/wordprocessingGroup" xmlns:wpi="http://schemas.microsoft.com/office/word/2010/wordprocessingInk" xmlns:wne="http://schemas.microsoft.com/office/word/2006/wordml" xmlns:wps="http://schemas.microsoft.com/office/word/2010/wordprocessingShape" mc:Ignorable="w14 w15 w16se w16cid w16 w16cex w16sdtdh w16sdtfl w16du wp14">
   <w:body>
     <w:p>
-      <w:r>
-        <w:t>Operating system   Practical</w:t>
-      </w:r>
-    </w:p>
-    <w:p>
-      <w:r>
-        <w:t xml:space="preserve">1, </w:t>
-      </w:r>
-    </w:p>
-    <w:p>
+      <w:pPr>
+        <w:jc w:val="center"/>
+        <w:rPr>
+          <w:rFonts w:ascii="Times New Roman" w:hAnsi="Times New Roman" w:cs="Times New Roman"/>
+          <w:b/>
+          <w:bCs/>
+          <w:sz w:val="24"/>
+          <w:szCs w:val="24"/>
+        </w:rPr>
+      </w:pPr>
+      <w:r>
+        <w:rPr>
+          <w:rFonts w:ascii="Times New Roman" w:hAnsi="Times New Roman" w:cs="Times New Roman"/>
+          <w:b/>
+          <w:bCs/>
+          <w:sz w:val="24"/>
+          <w:szCs w:val="24"/>
+        </w:rPr>
+        <w:t xml:space="preserve">Operating system </w:t>
+      </w:r>
+      <w:r>
+        <w:rPr>
+          <w:rFonts w:ascii="Times New Roman" w:hAnsi="Times New Roman" w:cs="Times New Roman"/>
+          <w:b/>
+          <w:bCs/>
+          <w:sz w:val="24"/>
+          <w:szCs w:val="24"/>
+        </w:rPr>
+        <w:t>–</w:t>
+      </w:r>
+      <w:r>
+        <w:rPr>
+          <w:rFonts w:ascii="Times New Roman" w:hAnsi="Times New Roman" w:cs="Times New Roman"/>
+          <w:b/>
+          <w:bCs/>
+          <w:sz w:val="24"/>
+          <w:szCs w:val="24"/>
+        </w:rPr>
+        <w:t xml:space="preserve"> </w:t>
+      </w:r>
+      <w:r>
+        <w:rPr>
+          <w:rFonts w:ascii="Times New Roman" w:hAnsi="Times New Roman" w:cs="Times New Roman"/>
+          <w:b/>
+          <w:bCs/>
+          <w:sz w:val="24"/>
+          <w:szCs w:val="24"/>
+        </w:rPr>
+        <w:t>Lab Experiments</w:t>
+      </w:r>
+    </w:p>
+    <w:p>
+      <w:pPr>
+        <w:rPr>
+          <w:rFonts w:ascii="Times New Roman" w:hAnsi="Times New Roman" w:cs="Times New Roman"/>
+          <w:b/>
+          <w:bCs/>
+          <w:sz w:val="24"/>
+          <w:szCs w:val="24"/>
+        </w:rPr>
+      </w:pPr>
+      <w:r>
+        <w:rPr>
+          <w:rFonts w:ascii="Times New Roman" w:hAnsi="Times New Roman" w:cs="Times New Roman"/>
+          <w:b/>
+          <w:bCs/>
+          <w:sz w:val="24"/>
+          <w:szCs w:val="24"/>
+        </w:rPr>
+        <w:t>1</w:t>
+      </w:r>
+      <w:r>
+        <w:rPr>
+          <w:rFonts w:ascii="Times New Roman" w:hAnsi="Times New Roman" w:cs="Times New Roman"/>
+          <w:b/>
+          <w:bCs/>
+          <w:sz w:val="24"/>
+          <w:szCs w:val="24"/>
+        </w:rPr>
+        <w:t>: Create a new process</w:t>
+      </w:r>
+    </w:p>
+    <w:p>
+      <w:pPr>
+        <w:rPr>
+          <w:rFonts w:ascii="Times New Roman" w:hAnsi="Times New Roman" w:cs="Times New Roman"/>
+          <w:b/>
+          <w:bCs/>
+          <w:noProof/>
+          <w:sz w:val="24"/>
+          <w:szCs w:val="24"/>
+        </w:rPr>
+      </w:pPr>
       <w:r>
         <w:rPr>
           <w:noProof/>
@@ -70,16 +153,255 @@
       </w:r>
     </w:p>
     <w:p>
-      <w:r>
+      <w:pPr>
+        <w:rPr>
+          <w:rFonts w:ascii="Times New Roman" w:hAnsi="Times New Roman" w:cs="Times New Roman"/>
+          <w:b/>
+          <w:bCs/>
+          <w:noProof/>
+          <w:sz w:val="24"/>
+          <w:szCs w:val="24"/>
+        </w:rPr>
+      </w:pPr>
+    </w:p>
+    <w:p>
+      <w:pPr>
+        <w:rPr>
+          <w:rFonts w:ascii="Times New Roman" w:hAnsi="Times New Roman" w:cs="Times New Roman"/>
+          <w:b/>
+          <w:bCs/>
+          <w:noProof/>
+          <w:sz w:val="24"/>
+          <w:szCs w:val="24"/>
+        </w:rPr>
+      </w:pPr>
+    </w:p>
+    <w:p>
+      <w:pPr>
+        <w:rPr>
+          <w:rFonts w:ascii="Times New Roman" w:hAnsi="Times New Roman" w:cs="Times New Roman"/>
+          <w:b/>
+          <w:bCs/>
+          <w:noProof/>
+          <w:sz w:val="24"/>
+          <w:szCs w:val="24"/>
+        </w:rPr>
+      </w:pPr>
+    </w:p>
+    <w:p>
+      <w:pPr>
+        <w:rPr>
+          <w:rFonts w:ascii="Times New Roman" w:hAnsi="Times New Roman" w:cs="Times New Roman"/>
+          <w:b/>
+          <w:bCs/>
+          <w:noProof/>
+          <w:sz w:val="24"/>
+          <w:szCs w:val="24"/>
+        </w:rPr>
+      </w:pPr>
+    </w:p>
+    <w:p>
+      <w:pPr>
+        <w:rPr>
+          <w:rFonts w:ascii="Times New Roman" w:hAnsi="Times New Roman" w:cs="Times New Roman"/>
+          <w:b/>
+          <w:bCs/>
+          <w:noProof/>
+          <w:sz w:val="24"/>
+          <w:szCs w:val="24"/>
+        </w:rPr>
+      </w:pPr>
+    </w:p>
+    <w:p>
+      <w:pPr>
+        <w:rPr>
+          <w:rFonts w:ascii="Times New Roman" w:hAnsi="Times New Roman" w:cs="Times New Roman"/>
+          <w:b/>
+          <w:bCs/>
+          <w:noProof/>
+          <w:sz w:val="24"/>
+          <w:szCs w:val="24"/>
+        </w:rPr>
+      </w:pPr>
+    </w:p>
+    <w:p>
+      <w:pPr>
+        <w:rPr>
+          <w:rFonts w:ascii="Times New Roman" w:hAnsi="Times New Roman" w:cs="Times New Roman"/>
+          <w:b/>
+          <w:bCs/>
+          <w:noProof/>
+          <w:sz w:val="24"/>
+          <w:szCs w:val="24"/>
+        </w:rPr>
+      </w:pPr>
+    </w:p>
+    <w:p>
+      <w:pPr>
+        <w:rPr>
+          <w:rFonts w:ascii="Times New Roman" w:hAnsi="Times New Roman" w:cs="Times New Roman"/>
+          <w:b/>
+          <w:bCs/>
+          <w:noProof/>
+          <w:sz w:val="24"/>
+          <w:szCs w:val="24"/>
+        </w:rPr>
+      </w:pPr>
+    </w:p>
+    <w:p>
+      <w:pPr>
+        <w:rPr>
+          <w:rFonts w:ascii="Times New Roman" w:hAnsi="Times New Roman" w:cs="Times New Roman"/>
+          <w:b/>
+          <w:bCs/>
+          <w:noProof/>
+          <w:sz w:val="24"/>
+          <w:szCs w:val="24"/>
+        </w:rPr>
+      </w:pPr>
+    </w:p>
+    <w:p>
+      <w:pPr>
+        <w:rPr>
+          <w:rFonts w:ascii="Times New Roman" w:hAnsi="Times New Roman" w:cs="Times New Roman"/>
+          <w:b/>
+          <w:bCs/>
+          <w:noProof/>
+          <w:sz w:val="24"/>
+          <w:szCs w:val="24"/>
+        </w:rPr>
+      </w:pPr>
+    </w:p>
+    <w:p>
+      <w:pPr>
+        <w:rPr>
+          <w:rFonts w:ascii="Times New Roman" w:hAnsi="Times New Roman" w:cs="Times New Roman"/>
+          <w:b/>
+          <w:bCs/>
+          <w:noProof/>
+          <w:sz w:val="24"/>
+          <w:szCs w:val="24"/>
+        </w:rPr>
+      </w:pPr>
+    </w:p>
+    <w:p>
+      <w:pPr>
+        <w:rPr>
+          <w:rFonts w:ascii="Times New Roman" w:hAnsi="Times New Roman" w:cs="Times New Roman"/>
+          <w:b/>
+          <w:bCs/>
+          <w:noProof/>
+          <w:sz w:val="24"/>
+          <w:szCs w:val="24"/>
+        </w:rPr>
+      </w:pPr>
+    </w:p>
+    <w:p>
+      <w:pPr>
+        <w:rPr>
+          <w:rFonts w:ascii="Times New Roman" w:hAnsi="Times New Roman" w:cs="Times New Roman"/>
+          <w:b/>
+          <w:bCs/>
+          <w:noProof/>
+          <w:sz w:val="24"/>
+          <w:szCs w:val="24"/>
+        </w:rPr>
+      </w:pPr>
+    </w:p>
+    <w:p>
+      <w:pPr>
+        <w:rPr>
+          <w:rFonts w:ascii="Times New Roman" w:hAnsi="Times New Roman" w:cs="Times New Roman"/>
+          <w:b/>
+          <w:bCs/>
+          <w:noProof/>
+          <w:sz w:val="24"/>
+          <w:szCs w:val="24"/>
+        </w:rPr>
+      </w:pPr>
+    </w:p>
+    <w:p>
+      <w:pPr>
+        <w:rPr>
+          <w:rFonts w:ascii="Times New Roman" w:hAnsi="Times New Roman" w:cs="Times New Roman"/>
+          <w:b/>
+          <w:bCs/>
+          <w:noProof/>
+          <w:sz w:val="24"/>
+          <w:szCs w:val="24"/>
+        </w:rPr>
+      </w:pPr>
+    </w:p>
+    <w:p>
+      <w:pPr>
+        <w:rPr>
+          <w:rFonts w:ascii="Times New Roman" w:hAnsi="Times New Roman" w:cs="Times New Roman"/>
+          <w:b/>
+          <w:bCs/>
+          <w:noProof/>
+          <w:sz w:val="24"/>
+          <w:szCs w:val="24"/>
+        </w:rPr>
+      </w:pPr>
+    </w:p>
+    <w:p>
+      <w:pPr>
+        <w:rPr>
+          <w:rFonts w:ascii="Times New Roman" w:hAnsi="Times New Roman" w:cs="Times New Roman"/>
+          <w:b/>
+          <w:bCs/>
+          <w:noProof/>
+          <w:sz w:val="24"/>
+          <w:szCs w:val="24"/>
+        </w:rPr>
+      </w:pPr>
+      <w:r>
+        <w:rPr>
+          <w:rFonts w:ascii="Times New Roman" w:hAnsi="Times New Roman" w:cs="Times New Roman"/>
+          <w:b/>
+          <w:bCs/>
+          <w:noProof/>
+          <w:sz w:val="24"/>
+          <w:szCs w:val="24"/>
+        </w:rPr>
         <w:lastRenderedPageBreak/>
-        <w:t>2,</w:t>
-      </w:r>
-      <w:r>
-        <w:rPr>
-          <w:noProof/>
-        </w:rPr>
-        <w:t xml:space="preserve"> </w:t>
-      </w:r>
+        <w:t>2</w:t>
+      </w:r>
+      <w:r>
+        <w:rPr>
+          <w:rFonts w:ascii="Times New Roman" w:hAnsi="Times New Roman" w:cs="Times New Roman"/>
+          <w:b/>
+          <w:bCs/>
+          <w:noProof/>
+          <w:sz w:val="24"/>
+          <w:szCs w:val="24"/>
+        </w:rPr>
+        <w:t xml:space="preserve"> :  </w:t>
+      </w:r>
+      <w:r>
+        <w:rPr>
+          <w:rFonts w:ascii="Times New Roman" w:hAnsi="Times New Roman" w:cs="Times New Roman"/>
+          <w:b/>
+          <w:bCs/>
+          <w:noProof/>
+          <w:sz w:val="24"/>
+          <w:szCs w:val="24"/>
+        </w:rPr>
+        <w:t xml:space="preserve">Identify system calls </w:t>
+      </w:r>
+      <w:r>
+        <w:rPr>
+          <w:rFonts w:ascii="Times New Roman" w:hAnsi="Times New Roman" w:cs="Times New Roman"/>
+          <w:b/>
+          <w:bCs/>
+          <w:noProof/>
+          <w:sz w:val="24"/>
+          <w:szCs w:val="24"/>
+        </w:rPr>
+        <w:t>to  copy  the contents</w:t>
+      </w:r>
+    </w:p>
+    <w:p>
       <w:r>
         <w:rPr>
           <w:noProof/>
@@ -173,6 +495,51 @@
         </w:drawing>
       </w:r>
     </w:p>
+    <w:p>
+      <w:pPr>
+        <w:rPr>
+          <w:rFonts w:ascii="Times New Roman" w:hAnsi="Times New Roman" w:cs="Times New Roman"/>
+          <w:b/>
+          <w:bCs/>
+          <w:noProof/>
+          <w:sz w:val="24"/>
+          <w:szCs w:val="24"/>
+        </w:rPr>
+      </w:pPr>
+      <w:r>
+        <w:rPr>
+          <w:rFonts w:ascii="Times New Roman" w:hAnsi="Times New Roman" w:cs="Times New Roman"/>
+          <w:b/>
+          <w:bCs/>
+          <w:noProof/>
+          <w:sz w:val="24"/>
+          <w:szCs w:val="24"/>
+        </w:rPr>
+        <w:t xml:space="preserve">   </w:t>
+      </w:r>
+      <w:r>
+        <w:rPr>
+          <w:rFonts w:ascii="Times New Roman" w:hAnsi="Times New Roman" w:cs="Times New Roman"/>
+          <w:b/>
+          <w:bCs/>
+          <w:noProof/>
+          <w:sz w:val="24"/>
+          <w:szCs w:val="24"/>
+        </w:rPr>
+        <w:t xml:space="preserve">3 : </w:t>
+      </w:r>
+      <w:r>
+        <w:rPr>
+          <w:rFonts w:ascii="Times New Roman" w:hAnsi="Times New Roman" w:cs="Times New Roman"/>
+          <w:b/>
+          <w:bCs/>
+          <w:noProof/>
+          <w:sz w:val="24"/>
+          <w:szCs w:val="24"/>
+        </w:rPr>
+        <w:t>Design  a CPU  scheduling  program with C</w:t>
+      </w:r>
+    </w:p>
     <w:p/>
     <w:p/>
     <w:p/>
@@ -186,9 +553,9 @@
         </w:rPr>
         <w:lastRenderedPageBreak/>
         <w:drawing>
-          <wp:inline distT="0" distB="0" distL="0" distR="0" wp14:anchorId="78B49EF4" wp14:editId="36A60231">
-            <wp:extent cx="5731510" cy="2412365"/>
-            <wp:effectExtent l="0" t="0" r="2540" b="6985"/>
+          <wp:inline distT="0" distB="0" distL="0" distR="0" wp14:anchorId="78B49EF4" wp14:editId="5E89C7C6">
+            <wp:extent cx="5749095" cy="2419766"/>
+            <wp:effectExtent l="0" t="0" r="4445" b="0"/>
             <wp:docPr id="31800029" name="Picture 4"/>
             <wp:cNvGraphicFramePr>
               <a:graphicFrameLocks xmlns:a="http://schemas.openxmlformats.org/drawingml/2006/main" noChangeAspect="1"/>
@@ -215,7 +582,7 @@
                   <pic:spPr>
                     <a:xfrm>
                       <a:off x="0" y="0"/>
-                      <a:ext cx="5731510" cy="2412365"/>
+                      <a:ext cx="5782993" cy="2434033"/>
                     </a:xfrm>
                     <a:prstGeom prst="rect">
                       <a:avLst/>
@@ -322,21 +689,56 @@
     </w:p>
     <w:p>
       <w:r>
+        <w:rPr>
+          <w:rFonts w:ascii="Times New Roman" w:hAnsi="Times New Roman" w:cs="Times New Roman"/>
+          <w:b/>
+          <w:bCs/>
+          <w:noProof/>
+          <w:sz w:val="24"/>
+          <w:szCs w:val="24"/>
+        </w:rPr>
         <w:lastRenderedPageBreak/>
-        <w:t>4,</w:t>
-      </w:r>
-      <w:r>
-        <w:rPr>
-          <w:noProof/>
-        </w:rPr>
-        <w:t xml:space="preserve"> </w:t>
+        <w:t>4</w:t>
+      </w:r>
+      <w:r>
+        <w:rPr>
+          <w:rFonts w:ascii="Times New Roman" w:hAnsi="Times New Roman" w:cs="Times New Roman"/>
+          <w:b/>
+          <w:bCs/>
+          <w:noProof/>
+          <w:sz w:val="24"/>
+          <w:szCs w:val="24"/>
+        </w:rPr>
+        <w:t>:</w:t>
+      </w:r>
+      <w:r>
+        <w:rPr>
+          <w:rFonts w:ascii="Times New Roman" w:hAnsi="Times New Roman" w:cs="Times New Roman"/>
+          <w:b/>
+          <w:bCs/>
+          <w:noProof/>
+          <w:sz w:val="24"/>
+          <w:szCs w:val="24"/>
+        </w:rPr>
+        <w:t xml:space="preserve">Program for waiting </w:t>
+      </w:r>
+      <w:r>
+        <w:rPr>
+          <w:rFonts w:ascii="Times New Roman" w:hAnsi="Times New Roman" w:cs="Times New Roman"/>
+          <w:b/>
+          <w:bCs/>
+          <w:noProof/>
+          <w:sz w:val="24"/>
+          <w:szCs w:val="24"/>
+        </w:rPr>
+        <w:t>process with smallest  execution test</w:t>
       </w:r>
       <w:r>
         <w:rPr>
           <w:noProof/>
         </w:rPr>
         <w:drawing>
-          <wp:inline distT="0" distB="0" distL="0" distR="0" wp14:anchorId="7AAB229A" wp14:editId="560E62FA">
+          <wp:inline distT="0" distB="0" distL="0" distR="0" wp14:anchorId="7AAB229A" wp14:editId="07B337D8">
             <wp:extent cx="5731510" cy="4439483"/>
             <wp:effectExtent l="0" t="0" r="2540" b="0"/>
             <wp:docPr id="1319068989" name="Picture 7"/>
@@ -427,20 +829,57 @@
     <w:p>
       <w:r>
         <w:rPr>
-          <w:noProof/>
+          <w:rFonts w:ascii="Times New Roman" w:hAnsi="Times New Roman" w:cs="Times New Roman"/>
+          <w:b/>
+          <w:bCs/>
+          <w:noProof/>
+          <w:sz w:val="24"/>
+          <w:szCs w:val="24"/>
         </w:rPr>
         <w:lastRenderedPageBreak/>
-        <w:t>5,</w:t>
-      </w:r>
-      <w:r>
-        <w:rPr>
-          <w:noProof/>
+        <w:t>5</w:t>
+      </w:r>
+      <w:r>
+        <w:rPr>
+          <w:rFonts w:ascii="Times New Roman" w:hAnsi="Times New Roman" w:cs="Times New Roman"/>
+          <w:b/>
+          <w:bCs/>
+          <w:noProof/>
+          <w:sz w:val="24"/>
+          <w:szCs w:val="24"/>
+        </w:rPr>
+        <w:t xml:space="preserve"> </w:t>
+      </w:r>
+      <w:r>
+        <w:rPr>
+          <w:rFonts w:ascii="Times New Roman" w:hAnsi="Times New Roman" w:cs="Times New Roman"/>
+          <w:b/>
+          <w:bCs/>
+          <w:noProof/>
+          <w:sz w:val="24"/>
+          <w:szCs w:val="24"/>
+        </w:rPr>
+        <w:t xml:space="preserve">: </w:t>
+      </w:r>
+      <w:r>
+        <w:rPr>
+          <w:rFonts w:ascii="Times New Roman" w:hAnsi="Times New Roman" w:cs="Times New Roman"/>
+          <w:b/>
+          <w:bCs/>
+          <w:noProof/>
+          <w:sz w:val="24"/>
+          <w:szCs w:val="24"/>
         </w:rPr>
         <w:t>Construct  a C program  waiting  process  hi</w:t>
       </w:r>
       <w:r>
         <w:rPr>
-          <w:noProof/>
+          <w:rFonts w:ascii="Times New Roman" w:hAnsi="Times New Roman" w:cs="Times New Roman"/>
+          <w:b/>
+          <w:bCs/>
+          <w:noProof/>
+          <w:sz w:val="24"/>
+          <w:szCs w:val="24"/>
         </w:rPr>
         <w:t>ghest priority to  execute  next</w:t>
       </w:r>
@@ -449,9 +888,9 @@
           <w:noProof/>
         </w:rPr>
         <w:drawing>
-          <wp:inline distT="0" distB="0" distL="0" distR="0" wp14:anchorId="56F1160E" wp14:editId="75A6F09D">
-            <wp:extent cx="6400800" cy="4168140"/>
-            <wp:effectExtent l="0" t="0" r="0" b="3810"/>
+          <wp:inline distT="0" distB="0" distL="0" distR="0" wp14:anchorId="56F1160E" wp14:editId="560507CA">
+            <wp:extent cx="6400800" cy="3176954"/>
+            <wp:effectExtent l="0" t="0" r="0" b="4445"/>
             <wp:docPr id="2104924018" name="Picture 2"/>
             <wp:cNvGraphicFramePr>
               <a:graphicFrameLocks xmlns:a="http://schemas.openxmlformats.org/drawingml/2006/main" noChangeAspect="1"/>
@@ -478,7 +917,7 @@
                   <pic:spPr>
                     <a:xfrm>
                       <a:off x="0" y="0"/>
-                      <a:ext cx="6400800" cy="4168140"/>
+                      <a:ext cx="6400800" cy="3176954"/>
                     </a:xfrm>
                     <a:prstGeom prst="rect">
                       <a:avLst/>
@@ -495,9 +934,9 @@
           <w:noProof/>
         </w:rPr>
         <w:drawing>
-          <wp:inline distT="0" distB="0" distL="0" distR="0" wp14:anchorId="4BF6DA14" wp14:editId="006D70C9">
-            <wp:extent cx="6377940" cy="4038600"/>
-            <wp:effectExtent l="0" t="0" r="3810" b="0"/>
+          <wp:inline distT="0" distB="0" distL="0" distR="0" wp14:anchorId="4BF6DA14" wp14:editId="5B8F5B3A">
+            <wp:extent cx="3481324" cy="3036277"/>
+            <wp:effectExtent l="0" t="0" r="5080" b="0"/>
             <wp:docPr id="66794169" name="Picture 3"/>
             <wp:cNvGraphicFramePr>
               <a:graphicFrameLocks xmlns:a="http://schemas.openxmlformats.org/drawingml/2006/main" noChangeAspect="1"/>
@@ -524,7 +963,7 @@
                   <pic:spPr>
                     <a:xfrm>
                       <a:off x="0" y="0"/>
-                      <a:ext cx="6378496" cy="4038952"/>
+                      <a:ext cx="3495094" cy="3048286"/>
                     </a:xfrm>
                     <a:prstGeom prst="rect">
                       <a:avLst/>
@@ -542,9 +981,9 @@
         </w:rPr>
         <w:lastRenderedPageBreak/>
         <w:drawing>
-          <wp:inline distT="0" distB="0" distL="0" distR="0" wp14:anchorId="0E16E7A7" wp14:editId="58955DC9">
-            <wp:extent cx="6065520" cy="3616325"/>
-            <wp:effectExtent l="0" t="0" r="0" b="3175"/>
+          <wp:inline distT="0" distB="0" distL="0" distR="0" wp14:anchorId="0E16E7A7" wp14:editId="52B7D313">
+            <wp:extent cx="4261338" cy="3616325"/>
+            <wp:effectExtent l="0" t="0" r="6350" b="3175"/>
             <wp:docPr id="471209751" name="Picture 4"/>
             <wp:cNvGraphicFramePr>
               <a:graphicFrameLocks xmlns:a="http://schemas.openxmlformats.org/drawingml/2006/main" noChangeAspect="1"/>
@@ -571,7 +1010,7 @@
                   <pic:spPr>
                     <a:xfrm>
                       <a:off x="0" y="0"/>
-                      <a:ext cx="6065520" cy="3616325"/>
+                      <a:ext cx="4267053" cy="3621175"/>
                     </a:xfrm>
                     <a:prstGeom prst="rect">
                       <a:avLst/>
@@ -594,9 +1033,9 @@
           <w:noProof/>
         </w:rPr>
         <w:drawing>
-          <wp:inline distT="0" distB="0" distL="0" distR="0" wp14:anchorId="5361D215" wp14:editId="7CA2987A">
-            <wp:extent cx="6035040" cy="2819400"/>
-            <wp:effectExtent l="0" t="0" r="3810" b="0"/>
+          <wp:inline distT="0" distB="0" distL="0" distR="0" wp14:anchorId="5361D215" wp14:editId="03DBEA32">
+            <wp:extent cx="4167554" cy="2279339"/>
+            <wp:effectExtent l="0" t="0" r="4445" b="6985"/>
             <wp:docPr id="2096206337" name="Picture 5"/>
             <wp:cNvGraphicFramePr>
               <a:graphicFrameLocks xmlns:a="http://schemas.openxmlformats.org/drawingml/2006/main" noChangeAspect="1"/>
@@ -623,7 +1062,7 @@
                   <pic:spPr>
                     <a:xfrm>
                       <a:off x="0" y="0"/>
-                      <a:ext cx="6085300" cy="2842880"/>
+                      <a:ext cx="4230277" cy="2313644"/>
                     </a:xfrm>
                     <a:prstGeom prst="rect">
                       <a:avLst/>
@@ -639,11 +1078,10 @@
         <w:rPr>
           <w:noProof/>
         </w:rPr>
-        <w:lastRenderedPageBreak/>
         <w:drawing>
-          <wp:inline distT="0" distB="0" distL="0" distR="0" wp14:anchorId="4DB0DFEB" wp14:editId="2F3B21B0">
-            <wp:extent cx="5731510" cy="3423920"/>
-            <wp:effectExtent l="0" t="0" r="2540" b="5080"/>
+          <wp:inline distT="0" distB="0" distL="0" distR="0" wp14:anchorId="4DB0DFEB" wp14:editId="454E10FD">
+            <wp:extent cx="4161155" cy="2637692"/>
+            <wp:effectExtent l="0" t="0" r="0" b="0"/>
             <wp:docPr id="50939466" name="Picture 6"/>
             <wp:cNvGraphicFramePr>
               <a:graphicFrameLocks xmlns:a="http://schemas.openxmlformats.org/drawingml/2006/main" noChangeAspect="1"/>
@@ -670,7 +1108,7 @@
                   <pic:spPr>
                     <a:xfrm>
                       <a:off x="0" y="0"/>
-                      <a:ext cx="5731510" cy="3423920"/>
+                      <a:ext cx="4184502" cy="2652491"/>
                     </a:xfrm>
                     <a:prstGeom prst="rect">
                       <a:avLst/>
@@ -685,30 +1123,76 @@
     </w:p>
     <w:p>
       <w:r>
-        <w:t>6,</w:t>
-      </w:r>
-      <w:r>
-        <w:t xml:space="preserve"> </w:t>
-      </w:r>
-      <w:r>
+        <w:rPr>
+          <w:rFonts w:ascii="Times New Roman" w:hAnsi="Times New Roman" w:cs="Times New Roman"/>
+          <w:b/>
+          <w:bCs/>
+          <w:sz w:val="24"/>
+          <w:szCs w:val="24"/>
+        </w:rPr>
+        <w:lastRenderedPageBreak/>
+        <w:t>6</w:t>
+      </w:r>
+      <w:r>
+        <w:rPr>
+          <w:rFonts w:ascii="Times New Roman" w:hAnsi="Times New Roman" w:cs="Times New Roman"/>
+          <w:b/>
+          <w:bCs/>
+          <w:sz w:val="24"/>
+          <w:szCs w:val="24"/>
+        </w:rPr>
+        <w:t xml:space="preserve">: </w:t>
+      </w:r>
+      <w:r>
+        <w:rPr>
+          <w:rFonts w:ascii="Times New Roman" w:hAnsi="Times New Roman" w:cs="Times New Roman"/>
+          <w:b/>
+          <w:bCs/>
+          <w:sz w:val="24"/>
+          <w:szCs w:val="24"/>
+        </w:rPr>
         <w:t>w</w:t>
       </w:r>
       <w:r>
+        <w:rPr>
+          <w:rFonts w:ascii="Times New Roman" w:hAnsi="Times New Roman" w:cs="Times New Roman"/>
+          <w:b/>
+          <w:bCs/>
+          <w:sz w:val="24"/>
+          <w:szCs w:val="24"/>
+        </w:rPr>
         <w:t xml:space="preserve">rite C </w:t>
       </w:r>
       <w:r>
         <w:rPr>
-          <w:noProof/>
+          <w:rFonts w:ascii="Times New Roman" w:hAnsi="Times New Roman" w:cs="Times New Roman"/>
+          <w:b/>
+          <w:bCs/>
+          <w:noProof/>
+          <w:sz w:val="24"/>
+          <w:szCs w:val="24"/>
         </w:rPr>
         <w:t xml:space="preserve">programming  for </w:t>
       </w:r>
       <w:r>
         <w:rPr>
-          <w:noProof/>
+          <w:rFonts w:ascii="Times New Roman" w:hAnsi="Times New Roman" w:cs="Times New Roman"/>
+          <w:b/>
+          <w:bCs/>
+          <w:noProof/>
+          <w:sz w:val="24"/>
+          <w:szCs w:val="24"/>
         </w:rPr>
         <w:t>round</w:t>
       </w:r>
       <w:r>
+        <w:rPr>
+          <w:rFonts w:ascii="Times New Roman" w:hAnsi="Times New Roman" w:cs="Times New Roman"/>
+          <w:b/>
+          <w:bCs/>
+          <w:sz w:val="24"/>
+          <w:szCs w:val="24"/>
+        </w:rPr>
         <w:t xml:space="preserve"> robin scheduling algorithm</w:t>
       </w:r>
       <w:r>
@@ -716,9 +1200,9 @@
           <w:noProof/>
         </w:rPr>
         <w:drawing>
-          <wp:inline distT="0" distB="0" distL="0" distR="0" wp14:anchorId="359199BF" wp14:editId="7E0CAFE9">
-            <wp:extent cx="5731510" cy="3192780"/>
-            <wp:effectExtent l="0" t="0" r="2540" b="7620"/>
+          <wp:inline distT="0" distB="0" distL="0" distR="0" wp14:anchorId="359199BF" wp14:editId="4C615A3B">
+            <wp:extent cx="5729509" cy="2420815"/>
+            <wp:effectExtent l="0" t="0" r="5080" b="0"/>
             <wp:docPr id="1736027884" name="Picture 7"/>
             <wp:cNvGraphicFramePr>
               <a:graphicFrameLocks xmlns:a="http://schemas.openxmlformats.org/drawingml/2006/main" noChangeAspect="1"/>
@@ -745,7 +1229,7 @@
                   <pic:spPr>
                     <a:xfrm>
                       <a:off x="0" y="0"/>
-                      <a:ext cx="5731510" cy="3192780"/>
+                      <a:ext cx="5764473" cy="2435588"/>
                     </a:xfrm>
                     <a:prstGeom prst="rect">
                       <a:avLst/>
@@ -771,9 +1255,9 @@
         </w:rPr>
         <w:lastRenderedPageBreak/>
         <w:drawing>
-          <wp:inline distT="0" distB="0" distL="0" distR="0" wp14:anchorId="457FDB91" wp14:editId="49E26523">
-            <wp:extent cx="5731510" cy="3276600"/>
-            <wp:effectExtent l="0" t="0" r="2540" b="0"/>
+          <wp:inline distT="0" distB="0" distL="0" distR="0" wp14:anchorId="457FDB91" wp14:editId="19609106">
+            <wp:extent cx="5750169" cy="3276600"/>
+            <wp:effectExtent l="0" t="0" r="3175" b="0"/>
             <wp:docPr id="407881414" name="Picture 9"/>
             <wp:cNvGraphicFramePr>
               <a:graphicFrameLocks xmlns:a="http://schemas.openxmlformats.org/drawingml/2006/main" noChangeAspect="1"/>
@@ -800,7 +1284,7 @@
                   <pic:spPr>
                     <a:xfrm>
                       <a:off x="0" y="0"/>
-                      <a:ext cx="5731510" cy="3276600"/>
+                      <a:ext cx="5753056" cy="3278245"/>
                     </a:xfrm>
                     <a:prstGeom prst="rect">
                       <a:avLst/>
@@ -817,9 +1301,9 @@
           <w:noProof/>
         </w:rPr>
         <w:drawing>
-          <wp:inline distT="0" distB="0" distL="0" distR="0" wp14:anchorId="7B47B3B3" wp14:editId="078D3762">
-            <wp:extent cx="5676900" cy="4152900"/>
-            <wp:effectExtent l="0" t="0" r="0" b="0"/>
+          <wp:inline distT="0" distB="0" distL="0" distR="0" wp14:anchorId="7B47B3B3" wp14:editId="35D0F26D">
+            <wp:extent cx="3329354" cy="2315210"/>
+            <wp:effectExtent l="0" t="0" r="4445" b="8890"/>
             <wp:docPr id="590650600" name="Picture 10"/>
             <wp:cNvGraphicFramePr>
               <a:graphicFrameLocks xmlns:a="http://schemas.openxmlformats.org/drawingml/2006/main" noChangeAspect="1"/>
@@ -847,7 +1331,7 @@
                   <pic:spPr bwMode="auto">
                     <a:xfrm>
                       <a:off x="0" y="0"/>
-                      <a:ext cx="5677395" cy="4153262"/>
+                      <a:ext cx="3349373" cy="2329131"/>
                     </a:xfrm>
                     <a:prstGeom prst="rect">
                       <a:avLst/>
@@ -871,11 +1355,10 @@
         <w:rPr>
           <w:noProof/>
         </w:rPr>
-        <w:lastRenderedPageBreak/>
         <w:drawing>
-          <wp:inline distT="0" distB="0" distL="0" distR="0" wp14:anchorId="64CAEEF1" wp14:editId="0DD640FD">
-            <wp:extent cx="5731510" cy="3479800"/>
-            <wp:effectExtent l="0" t="0" r="2540" b="6350"/>
+          <wp:inline distT="0" distB="0" distL="0" distR="0" wp14:anchorId="64CAEEF1" wp14:editId="1FC64430">
+            <wp:extent cx="3311769" cy="2924772"/>
+            <wp:effectExtent l="0" t="0" r="3175" b="9525"/>
             <wp:docPr id="387419416" name="Picture 11"/>
             <wp:cNvGraphicFramePr>
               <a:graphicFrameLocks xmlns:a="http://schemas.openxmlformats.org/drawingml/2006/main" noChangeAspect="1"/>
@@ -902,7 +1385,7 @@
                   <pic:spPr>
                     <a:xfrm>
                       <a:off x="0" y="0"/>
-                      <a:ext cx="5731510" cy="3479800"/>
+                      <a:ext cx="3339043" cy="2948859"/>
                     </a:xfrm>
                     <a:prstGeom prst="rect">
                       <a:avLst/>
@@ -920,14 +1403,20 @@
     <w:p>
       <w:pPr>
         <w:rPr>
-          <w:sz w:val="28"/>
-          <w:szCs w:val="28"/>
-        </w:rPr>
-      </w:pPr>
-      <w:r>
-        <w:rPr>
-          <w:sz w:val="28"/>
-          <w:szCs w:val="28"/>
+          <w:rFonts w:ascii="Times New Roman" w:hAnsi="Times New Roman" w:cs="Times New Roman"/>
+          <w:b/>
+          <w:bCs/>
+          <w:sz w:val="24"/>
+          <w:szCs w:val="24"/>
+        </w:rPr>
+      </w:pPr>
+      <w:r>
+        <w:rPr>
+          <w:rFonts w:ascii="Times New Roman" w:hAnsi="Times New Roman" w:cs="Times New Roman"/>
+          <w:b/>
+          <w:bCs/>
+          <w:sz w:val="24"/>
+          <w:szCs w:val="24"/>
         </w:rPr>
         <w:t>9. IPC using Shared Memory</w:t>
       </w:r>
@@ -989,49 +1478,67 @@
       <w:pPr>
         <w:rPr>
           <w:noProof/>
-          <w:sz w:val="28"/>
-          <w:szCs w:val="28"/>
-        </w:rPr>
-      </w:pPr>
-      <w:r>
-        <w:rPr>
-          <w:noProof/>
-          <w:sz w:val="28"/>
-          <w:szCs w:val="28"/>
+        </w:rPr>
+      </w:pPr>
+    </w:p>
+    <w:p>
+      <w:pPr>
+        <w:rPr>
+          <w:rFonts w:ascii="Times New Roman" w:hAnsi="Times New Roman" w:cs="Times New Roman"/>
+          <w:b/>
+          <w:bCs/>
+          <w:noProof/>
+          <w:sz w:val="24"/>
+          <w:szCs w:val="24"/>
+        </w:rPr>
+      </w:pPr>
+      <w:r>
+        <w:rPr>
+          <w:rFonts w:ascii="Times New Roman" w:hAnsi="Times New Roman" w:cs="Times New Roman"/>
+          <w:b/>
+          <w:bCs/>
+          <w:noProof/>
+          <w:sz w:val="24"/>
+          <w:szCs w:val="24"/>
         </w:rPr>
         <w:t>10.</w:t>
       </w:r>
       <w:r>
         <w:rPr>
-          <w:sz w:val="28"/>
-          <w:szCs w:val="28"/>
+          <w:rFonts w:ascii="Times New Roman" w:hAnsi="Times New Roman" w:cs="Times New Roman"/>
+          <w:b/>
+          <w:bCs/>
+          <w:sz w:val="24"/>
+          <w:szCs w:val="24"/>
         </w:rPr>
         <w:t xml:space="preserve"> </w:t>
       </w:r>
       <w:r>
         <w:rPr>
-          <w:noProof/>
-          <w:sz w:val="28"/>
-          <w:szCs w:val="28"/>
-        </w:rPr>
-        <w:t>IPC using Message Queue (Simple Version)</w:t>
-      </w:r>
-    </w:p>
-    <w:p>
-      <w:pPr>
-        <w:rPr>
-          <w:noProof/>
-          <w:sz w:val="28"/>
-          <w:szCs w:val="28"/>
-        </w:rPr>
-      </w:pPr>
-      <w:r>
-        <w:rPr>
-          <w:noProof/>
-          <w:sz w:val="28"/>
-          <w:szCs w:val="28"/>
-        </w:rPr>
-        <w:lastRenderedPageBreak/>
+          <w:rFonts w:ascii="Times New Roman" w:hAnsi="Times New Roman" w:cs="Times New Roman"/>
+          <w:b/>
+          <w:bCs/>
+          <w:noProof/>
+          <w:sz w:val="24"/>
+          <w:szCs w:val="24"/>
+        </w:rPr>
+        <w:t xml:space="preserve">IPC using Message Queue </w:t>
+      </w:r>
+    </w:p>
+    <w:p>
+      <w:pPr>
+        <w:rPr>
+          <w:noProof/>
+          <w:sz w:val="28"/>
+          <w:szCs w:val="28"/>
+        </w:rPr>
+      </w:pPr>
+      <w:r>
+        <w:rPr>
+          <w:noProof/>
+          <w:sz w:val="28"/>
+          <w:szCs w:val="28"/>
+        </w:rPr>
         <w:drawing>
           <wp:inline distT="0" distB="0" distL="0" distR="0" wp14:anchorId="5FAFDC7C" wp14:editId="018F6F9D">
             <wp:extent cx="5731510" cy="3413760"/>
@@ -1089,10 +1596,11 @@
           <w:sz w:val="28"/>
           <w:szCs w:val="28"/>
         </w:rPr>
+        <w:lastRenderedPageBreak/>
         <w:drawing>
-          <wp:inline distT="0" distB="0" distL="0" distR="0" wp14:anchorId="1CE4D064" wp14:editId="5D99ADB1">
-            <wp:extent cx="5731510" cy="2651760"/>
-            <wp:effectExtent l="0" t="0" r="2540" b="0"/>
+          <wp:inline distT="0" distB="0" distL="0" distR="0" wp14:anchorId="1CE4D064" wp14:editId="0D9A28F9">
+            <wp:extent cx="3756660" cy="2643554"/>
+            <wp:effectExtent l="0" t="0" r="0" b="4445"/>
             <wp:docPr id="422691659" name="Picture 3"/>
             <wp:cNvGraphicFramePr>
               <a:graphicFrameLocks xmlns:a="http://schemas.openxmlformats.org/drawingml/2006/main" noChangeAspect="1"/>
@@ -1104,7 +1612,7 @@
                     <pic:cNvPr id="422691659" name="Picture 422691659"/>
                     <pic:cNvPicPr/>
                   </pic:nvPicPr>
-                  <pic:blipFill>
+                  <pic:blipFill rotWithShape="1">
                     <a:blip r:embed="rId25">
                       <a:extLst>
                         <a:ext uri="{28A0092B-C50C-407E-A947-70E740481C1C}">
@@ -1112,18 +1620,27 @@
                         </a:ext>
                       </a:extLst>
                     </a:blip>
+                    <a:srcRect r="34433" b="5219"/>
                     <a:stretch>
                       <a:fillRect/>
                     </a:stretch>
                   </pic:blipFill>
-                  <pic:spPr>
+                  <pic:spPr bwMode="auto">
                     <a:xfrm>
                       <a:off x="0" y="0"/>
-                      <a:ext cx="5731510" cy="2651760"/>
+                      <a:ext cx="3769646" cy="2652692"/>
                     </a:xfrm>
                     <a:prstGeom prst="rect">
                       <a:avLst/>
                     </a:prstGeom>
+                    <a:ln>
+                      <a:noFill/>
+                    </a:ln>
+                    <a:extLst>
+                      <a:ext uri="{53640926-AAD7-44D8-BBD7-CCE9431645EC}">
+                        <a14:shadowObscured xmlns:a14="http://schemas.microsoft.com/office/drawing/2010/main"/>
+                      </a:ext>
+                    </a:extLst>
                   </pic:spPr>
                 </pic:pic>
               </a:graphicData>
@@ -1140,51 +1657,144 @@
           <w:szCs w:val="28"/>
         </w:rPr>
       </w:pPr>
-      <w:r>
-        <w:rPr>
-          <w:noProof/>
-          <w:sz w:val="28"/>
-          <w:szCs w:val="28"/>
+    </w:p>
+    <w:p>
+      <w:pPr>
+        <w:rPr>
+          <w:noProof/>
+          <w:sz w:val="28"/>
+          <w:szCs w:val="28"/>
+        </w:rPr>
+      </w:pPr>
+    </w:p>
+    <w:p>
+      <w:pPr>
+        <w:rPr>
+          <w:noProof/>
+          <w:sz w:val="28"/>
+          <w:szCs w:val="28"/>
+        </w:rPr>
+      </w:pPr>
+    </w:p>
+    <w:p>
+      <w:pPr>
+        <w:rPr>
+          <w:noProof/>
+          <w:sz w:val="28"/>
+          <w:szCs w:val="28"/>
+        </w:rPr>
+      </w:pPr>
+    </w:p>
+    <w:p>
+      <w:pPr>
+        <w:rPr>
+          <w:noProof/>
+          <w:sz w:val="28"/>
+          <w:szCs w:val="28"/>
+        </w:rPr>
+      </w:pPr>
+    </w:p>
+    <w:p>
+      <w:pPr>
+        <w:rPr>
+          <w:noProof/>
+          <w:sz w:val="28"/>
+          <w:szCs w:val="28"/>
+        </w:rPr>
+      </w:pPr>
+    </w:p>
+    <w:p>
+      <w:pPr>
+        <w:rPr>
+          <w:noProof/>
+          <w:sz w:val="28"/>
+          <w:szCs w:val="28"/>
+        </w:rPr>
+      </w:pPr>
+    </w:p>
+    <w:p>
+      <w:pPr>
+        <w:rPr>
+          <w:noProof/>
+          <w:sz w:val="28"/>
+          <w:szCs w:val="28"/>
+        </w:rPr>
+      </w:pPr>
+    </w:p>
+    <w:p>
+      <w:pPr>
+        <w:rPr>
+          <w:rFonts w:ascii="Times New Roman" w:hAnsi="Times New Roman" w:cs="Times New Roman"/>
+          <w:b/>
+          <w:bCs/>
+          <w:noProof/>
+          <w:sz w:val="24"/>
+          <w:szCs w:val="24"/>
+        </w:rPr>
+      </w:pPr>
+      <w:r>
+        <w:rPr>
+          <w:rFonts w:ascii="Times New Roman" w:hAnsi="Times New Roman" w:cs="Times New Roman"/>
+          <w:b/>
+          <w:bCs/>
+          <w:noProof/>
+          <w:sz w:val="24"/>
+          <w:szCs w:val="24"/>
         </w:rPr>
         <w:t xml:space="preserve">7. </w:t>
       </w:r>
       <w:r>
         <w:rPr>
-          <w:noProof/>
-          <w:sz w:val="28"/>
-          <w:szCs w:val="28"/>
+          <w:rFonts w:ascii="Times New Roman" w:hAnsi="Times New Roman" w:cs="Times New Roman"/>
+          <w:b/>
+          <w:bCs/>
+          <w:noProof/>
+          <w:sz w:val="24"/>
+          <w:szCs w:val="24"/>
         </w:rPr>
         <w:t xml:space="preserve">Non </w:t>
       </w:r>
       <w:r>
         <w:rPr>
-          <w:noProof/>
-          <w:sz w:val="28"/>
-          <w:szCs w:val="28"/>
+          <w:rFonts w:ascii="Times New Roman" w:hAnsi="Times New Roman" w:cs="Times New Roman"/>
+          <w:b/>
+          <w:bCs/>
+          <w:noProof/>
+          <w:sz w:val="24"/>
+          <w:szCs w:val="24"/>
         </w:rPr>
         <w:t>-</w:t>
       </w:r>
       <w:r>
         <w:rPr>
-          <w:noProof/>
-          <w:sz w:val="28"/>
-          <w:szCs w:val="28"/>
+          <w:rFonts w:ascii="Times New Roman" w:hAnsi="Times New Roman" w:cs="Times New Roman"/>
+          <w:b/>
+          <w:bCs/>
+          <w:noProof/>
+          <w:sz w:val="24"/>
+          <w:szCs w:val="24"/>
         </w:rPr>
         <w:t>Pre</w:t>
       </w:r>
       <w:r>
         <w:rPr>
-          <w:noProof/>
-          <w:sz w:val="28"/>
-          <w:szCs w:val="28"/>
+          <w:rFonts w:ascii="Times New Roman" w:hAnsi="Times New Roman" w:cs="Times New Roman"/>
+          <w:b/>
+          <w:bCs/>
+          <w:noProof/>
+          <w:sz w:val="24"/>
+          <w:szCs w:val="24"/>
         </w:rPr>
         <w:t>emptive  scheduling algorithm (S</w:t>
       </w:r>
       <w:r>
         <w:rPr>
-          <w:noProof/>
-          <w:sz w:val="28"/>
-          <w:szCs w:val="28"/>
+          <w:rFonts w:ascii="Times New Roman" w:hAnsi="Times New Roman" w:cs="Times New Roman"/>
+          <w:b/>
+          <w:bCs/>
+          <w:noProof/>
+          <w:sz w:val="24"/>
+          <w:szCs w:val="24"/>
         </w:rPr>
         <w:t>JF)</w:t>
       </w:r>
@@ -1203,9 +1813,8 @@
           <w:sz w:val="28"/>
           <w:szCs w:val="28"/>
         </w:rPr>
-        <w:lastRenderedPageBreak/>
         <w:drawing>
-          <wp:inline distT="0" distB="0" distL="0" distR="0" wp14:anchorId="2E907059" wp14:editId="6B4E51D3">
+          <wp:inline distT="0" distB="0" distL="0" distR="0" wp14:anchorId="2E907059" wp14:editId="61B400F7">
             <wp:extent cx="5731510" cy="2283460"/>
             <wp:effectExtent l="0" t="0" r="2540" b="2540"/>
             <wp:docPr id="2119987417" name="Picture 4"/>
@@ -1261,6 +1870,7 @@
           <w:sz w:val="28"/>
           <w:szCs w:val="28"/>
         </w:rPr>
+        <w:lastRenderedPageBreak/>
         <w:drawing>
           <wp:inline distT="0" distB="0" distL="0" distR="0" wp14:anchorId="03C6CFD8" wp14:editId="59880016">
             <wp:extent cx="5731510" cy="4047490"/>
@@ -1369,19 +1979,73 @@
           <w:szCs w:val="28"/>
         </w:rPr>
       </w:pPr>
-      <w:r>
-        <w:rPr>
-          <w:noProof/>
-          <w:sz w:val="28"/>
-          <w:szCs w:val="28"/>
+    </w:p>
+    <w:p>
+      <w:pPr>
+        <w:rPr>
+          <w:noProof/>
+          <w:sz w:val="28"/>
+          <w:szCs w:val="28"/>
+        </w:rPr>
+      </w:pPr>
+    </w:p>
+    <w:p>
+      <w:pPr>
+        <w:rPr>
+          <w:noProof/>
+          <w:sz w:val="28"/>
+          <w:szCs w:val="28"/>
+        </w:rPr>
+      </w:pPr>
+    </w:p>
+    <w:p>
+      <w:pPr>
+        <w:rPr>
+          <w:noProof/>
+          <w:sz w:val="28"/>
+          <w:szCs w:val="28"/>
+        </w:rPr>
+      </w:pPr>
+    </w:p>
+    <w:p>
+      <w:pPr>
+        <w:rPr>
+          <w:noProof/>
+          <w:sz w:val="28"/>
+          <w:szCs w:val="28"/>
+        </w:rPr>
+      </w:pPr>
+    </w:p>
+    <w:p>
+      <w:pPr>
+        <w:rPr>
+          <w:rFonts w:ascii="Times New Roman" w:hAnsi="Times New Roman" w:cs="Times New Roman"/>
+          <w:b/>
+          <w:bCs/>
+          <w:noProof/>
+          <w:sz w:val="24"/>
+          <w:szCs w:val="24"/>
+        </w:rPr>
+      </w:pPr>
+      <w:r>
+        <w:rPr>
+          <w:rFonts w:ascii="Times New Roman" w:hAnsi="Times New Roman" w:cs="Times New Roman"/>
+          <w:b/>
+          <w:bCs/>
+          <w:noProof/>
+          <w:sz w:val="24"/>
+          <w:szCs w:val="24"/>
         </w:rPr>
         <w:t xml:space="preserve">8.Pre emptive </w:t>
       </w:r>
       <w:r>
         <w:rPr>
-          <w:noProof/>
-          <w:sz w:val="28"/>
-          <w:szCs w:val="28"/>
+          <w:rFonts w:ascii="Times New Roman" w:hAnsi="Times New Roman" w:cs="Times New Roman"/>
+          <w:b/>
+          <w:bCs/>
+          <w:noProof/>
+          <w:sz w:val="24"/>
+          <w:szCs w:val="24"/>
         </w:rPr>
         <w:t>(shortest Job first)</w:t>
       </w:r>
@@ -1566,11 +2230,53 @@
           <w:szCs w:val="28"/>
         </w:rPr>
       </w:pPr>
-      <w:r>
-        <w:rPr>
-          <w:noProof/>
-          <w:sz w:val="28"/>
-          <w:szCs w:val="28"/>
+    </w:p>
+    <w:p>
+      <w:pPr>
+        <w:rPr>
+          <w:noProof/>
+          <w:sz w:val="28"/>
+          <w:szCs w:val="28"/>
+        </w:rPr>
+      </w:pPr>
+    </w:p>
+    <w:p>
+      <w:pPr>
+        <w:rPr>
+          <w:noProof/>
+          <w:sz w:val="28"/>
+          <w:szCs w:val="28"/>
+        </w:rPr>
+      </w:pPr>
+    </w:p>
+    <w:p>
+      <w:pPr>
+        <w:rPr>
+          <w:noProof/>
+          <w:sz w:val="28"/>
+          <w:szCs w:val="28"/>
+        </w:rPr>
+      </w:pPr>
+    </w:p>
+    <w:p>
+      <w:pPr>
+        <w:rPr>
+          <w:rFonts w:ascii="Times New Roman" w:hAnsi="Times New Roman" w:cs="Times New Roman"/>
+          <w:b/>
+          <w:bCs/>
+          <w:noProof/>
+          <w:sz w:val="24"/>
+          <w:szCs w:val="24"/>
+        </w:rPr>
+      </w:pPr>
+      <w:r>
+        <w:rPr>
+          <w:rFonts w:ascii="Times New Roman" w:hAnsi="Times New Roman" w:cs="Times New Roman"/>
+          <w:b/>
+          <w:bCs/>
+          <w:noProof/>
+          <w:sz w:val="24"/>
+          <w:szCs w:val="24"/>
         </w:rPr>
         <w:t>11: Multithreading using C</w:t>
       </w:r>
@@ -1589,7 +2295,6 @@
           <w:sz w:val="28"/>
           <w:szCs w:val="28"/>
         </w:rPr>
-        <w:lastRenderedPageBreak/>
         <w:drawing>
           <wp:inline distT="0" distB="0" distL="0" distR="0" wp14:anchorId="69F8CEBB" wp14:editId="64F7C948">
             <wp:extent cx="5731510" cy="2990850"/>
@@ -1630,16 +2335,22 @@
     <w:p>
       <w:pPr>
         <w:rPr>
-          <w:noProof/>
-          <w:sz w:val="28"/>
-          <w:szCs w:val="28"/>
-        </w:rPr>
-      </w:pPr>
-      <w:r>
-        <w:rPr>
-          <w:noProof/>
-          <w:sz w:val="28"/>
-          <w:szCs w:val="28"/>
+          <w:rFonts w:ascii="Times New Roman" w:hAnsi="Times New Roman" w:cs="Times New Roman"/>
+          <w:b/>
+          <w:bCs/>
+          <w:noProof/>
+          <w:sz w:val="24"/>
+          <w:szCs w:val="24"/>
+        </w:rPr>
+      </w:pPr>
+      <w:r>
+        <w:rPr>
+          <w:rFonts w:ascii="Times New Roman" w:hAnsi="Times New Roman" w:cs="Times New Roman"/>
+          <w:b/>
+          <w:bCs/>
+          <w:noProof/>
+          <w:sz w:val="24"/>
+          <w:szCs w:val="24"/>
         </w:rPr>
         <w:t>12: Dining Philosophers Problem</w:t>
       </w:r>
@@ -1659,9 +2370,9 @@
           <w:szCs w:val="28"/>
         </w:rPr>
         <w:drawing>
-          <wp:inline distT="0" distB="0" distL="0" distR="0" wp14:anchorId="2F8425BE" wp14:editId="25D965AE">
-            <wp:extent cx="5731510" cy="3084830"/>
-            <wp:effectExtent l="0" t="0" r="2540" b="1270"/>
+          <wp:inline distT="0" distB="0" distL="0" distR="0" wp14:anchorId="2F8425BE" wp14:editId="18120FFB">
+            <wp:extent cx="5731510" cy="4390292"/>
+            <wp:effectExtent l="0" t="0" r="2540" b="0"/>
             <wp:docPr id="1094491773" name="Picture 1"/>
             <wp:cNvGraphicFramePr>
               <a:graphicFrameLocks xmlns:a="http://schemas.openxmlformats.org/drawingml/2006/main" noChangeAspect="1"/>
@@ -1682,7 +2393,7 @@
                   <pic:spPr>
                     <a:xfrm>
                       <a:off x="0" y="0"/>
-                      <a:ext cx="5731510" cy="3084830"/>
+                      <a:ext cx="5746794" cy="4401999"/>
                     </a:xfrm>
                     <a:prstGeom prst="rect">
                       <a:avLst/>
@@ -1750,16 +2461,22 @@
     <w:p>
       <w:pPr>
         <w:rPr>
-          <w:noProof/>
-          <w:sz w:val="28"/>
-          <w:szCs w:val="28"/>
-        </w:rPr>
-      </w:pPr>
-      <w:r>
-        <w:rPr>
-          <w:noProof/>
-          <w:sz w:val="28"/>
-          <w:szCs w:val="28"/>
+          <w:rFonts w:ascii="Times New Roman" w:hAnsi="Times New Roman" w:cs="Times New Roman"/>
+          <w:b/>
+          <w:bCs/>
+          <w:noProof/>
+          <w:sz w:val="24"/>
+          <w:szCs w:val="24"/>
+        </w:rPr>
+      </w:pPr>
+      <w:r>
+        <w:rPr>
+          <w:rFonts w:ascii="Times New Roman" w:hAnsi="Times New Roman" w:cs="Times New Roman"/>
+          <w:b/>
+          <w:bCs/>
+          <w:noProof/>
+          <w:sz w:val="24"/>
+          <w:szCs w:val="24"/>
         </w:rPr>
         <w:t>13: Memory Allocation Strategies (First Fit, Best Fit, Worst Fit)</w:t>
       </w:r>
@@ -2135,18 +2852,24 @@
       </w:pPr>
       <w:r>
         <w:rPr>
-          <w:noProof/>
-          <w:sz w:val="28"/>
-          <w:szCs w:val="28"/>
+          <w:rFonts w:ascii="Times New Roman" w:hAnsi="Times New Roman" w:cs="Times New Roman"/>
+          <w:b/>
+          <w:bCs/>
+          <w:noProof/>
+          <w:sz w:val="24"/>
+          <w:szCs w:val="24"/>
         </w:rPr>
         <w:lastRenderedPageBreak/>
         <w:t>14: Single Level Directory Structure</w:t>
       </w:r>
       <w:r>
         <w:rPr>
-          <w:noProof/>
-          <w:sz w:val="28"/>
-          <w:szCs w:val="28"/>
+          <w:rFonts w:ascii="Times New Roman" w:hAnsi="Times New Roman" w:cs="Times New Roman"/>
+          <w:b/>
+          <w:bCs/>
+          <w:noProof/>
+          <w:sz w:val="24"/>
+          <w:szCs w:val="24"/>
         </w:rPr>
         <w:br w:type="textWrapping" w:clear="all"/>
       </w:r>
@@ -2326,21 +3049,33 @@
     <w:p>
       <w:pPr>
         <w:rPr>
-          <w:b/>
-          <w:bCs/>
-          <w:noProof/>
-          <w:sz w:val="28"/>
-          <w:szCs w:val="28"/>
-        </w:rPr>
-      </w:pPr>
-      <w:r>
-        <w:rPr>
-          <w:b/>
-          <w:bCs/>
-          <w:noProof/>
-          <w:sz w:val="28"/>
-          <w:szCs w:val="28"/>
-        </w:rPr>
+          <w:noProof/>
+          <w:sz w:val="28"/>
+          <w:szCs w:val="28"/>
+        </w:rPr>
+      </w:pPr>
+    </w:p>
+    <w:p>
+      <w:pPr>
+        <w:rPr>
+          <w:rFonts w:ascii="Times New Roman" w:hAnsi="Times New Roman" w:cs="Times New Roman"/>
+          <w:b/>
+          <w:bCs/>
+          <w:noProof/>
+          <w:sz w:val="24"/>
+          <w:szCs w:val="24"/>
+        </w:rPr>
+      </w:pPr>
+      <w:r>
+        <w:rPr>
+          <w:rFonts w:ascii="Times New Roman" w:hAnsi="Times New Roman" w:cs="Times New Roman"/>
+          <w:b/>
+          <w:bCs/>
+          <w:noProof/>
+          <w:sz w:val="24"/>
+          <w:szCs w:val="24"/>
+        </w:rPr>
+        <w:lastRenderedPageBreak/>
         <w:t>15: Two-Level Directory Structure</w:t>
       </w:r>
     </w:p>
@@ -2358,7 +3093,6 @@
           <w:sz w:val="28"/>
           <w:szCs w:val="28"/>
         </w:rPr>
-        <w:lastRenderedPageBreak/>
         <w:drawing>
           <wp:inline distT="0" distB="0" distL="0" distR="0" wp14:anchorId="40DC6E4C" wp14:editId="0F684393">
             <wp:extent cx="5731510" cy="3232150"/>
@@ -2446,6 +3180,1089 @@
           </wp:inline>
         </w:drawing>
       </w:r>
+    </w:p>
+    <w:p>
+      <w:pPr>
+        <w:rPr>
+          <w:noProof/>
+          <w:sz w:val="28"/>
+          <w:szCs w:val="28"/>
+        </w:rPr>
+      </w:pPr>
+    </w:p>
+    <w:p>
+      <w:pPr>
+        <w:rPr>
+          <w:noProof/>
+          <w:sz w:val="28"/>
+          <w:szCs w:val="28"/>
+        </w:rPr>
+      </w:pPr>
+    </w:p>
+    <w:p>
+      <w:pPr>
+        <w:rPr>
+          <w:noProof/>
+          <w:sz w:val="28"/>
+          <w:szCs w:val="28"/>
+        </w:rPr>
+      </w:pPr>
+    </w:p>
+    <w:p>
+      <w:pPr>
+        <w:rPr>
+          <w:noProof/>
+          <w:sz w:val="28"/>
+          <w:szCs w:val="28"/>
+        </w:rPr>
+      </w:pPr>
+    </w:p>
+    <w:p>
+      <w:pPr>
+        <w:rPr>
+          <w:noProof/>
+          <w:sz w:val="28"/>
+          <w:szCs w:val="28"/>
+        </w:rPr>
+      </w:pPr>
+    </w:p>
+    <w:p>
+      <w:pPr>
+        <w:rPr>
+          <w:noProof/>
+          <w:sz w:val="28"/>
+          <w:szCs w:val="28"/>
+        </w:rPr>
+      </w:pPr>
+    </w:p>
+    <w:p>
+      <w:pPr>
+        <w:rPr>
+          <w:noProof/>
+          <w:sz w:val="28"/>
+          <w:szCs w:val="28"/>
+        </w:rPr>
+      </w:pPr>
+    </w:p>
+    <w:p>
+      <w:pPr>
+        <w:rPr>
+          <w:rFonts w:ascii="Times New Roman" w:hAnsi="Times New Roman" w:cs="Times New Roman"/>
+          <w:b/>
+          <w:bCs/>
+          <w:noProof/>
+          <w:sz w:val="24"/>
+          <w:szCs w:val="24"/>
+        </w:rPr>
+      </w:pPr>
+      <w:r>
+        <w:rPr>
+          <w:rFonts w:ascii="Times New Roman" w:hAnsi="Times New Roman" w:cs="Times New Roman"/>
+          <w:b/>
+          <w:bCs/>
+          <w:noProof/>
+          <w:sz w:val="24"/>
+          <w:szCs w:val="24"/>
+        </w:rPr>
+        <w:lastRenderedPageBreak/>
+        <w:t xml:space="preserve">17: Banker's Algorithm </w:t>
+      </w:r>
+    </w:p>
+    <w:p>
+      <w:pPr>
+        <w:rPr>
+          <w:noProof/>
+          <w:sz w:val="28"/>
+          <w:szCs w:val="28"/>
+        </w:rPr>
+      </w:pPr>
+      <w:r>
+        <w:rPr>
+          <w:noProof/>
+          <w:sz w:val="28"/>
+          <w:szCs w:val="28"/>
+        </w:rPr>
+        <w:drawing>
+          <wp:inline distT="0" distB="0" distL="0" distR="0" wp14:anchorId="09EB3CCA" wp14:editId="0837E81D">
+            <wp:extent cx="5731510" cy="4044462"/>
+            <wp:effectExtent l="0" t="0" r="2540" b="0"/>
+            <wp:docPr id="839464854" name="Picture 1"/>
+            <wp:cNvGraphicFramePr>
+              <a:graphicFrameLocks xmlns:a="http://schemas.openxmlformats.org/drawingml/2006/main" noChangeAspect="1"/>
+            </wp:cNvGraphicFramePr>
+            <a:graphic xmlns:a="http://schemas.openxmlformats.org/drawingml/2006/main">
+              <a:graphicData uri="http://schemas.openxmlformats.org/drawingml/2006/picture">
+                <pic:pic xmlns:pic="http://schemas.openxmlformats.org/drawingml/2006/picture">
+                  <pic:nvPicPr>
+                    <pic:cNvPr id="839464854" name="Picture 839464854"/>
+                    <pic:cNvPicPr/>
+                  </pic:nvPicPr>
+                  <pic:blipFill>
+                    <a:blip r:embed="rId45">
+                      <a:extLst>
+                        <a:ext uri="{28A0092B-C50C-407E-A947-70E740481C1C}">
+                          <a14:useLocalDpi xmlns:a14="http://schemas.microsoft.com/office/drawing/2010/main" val="0"/>
+                        </a:ext>
+                      </a:extLst>
+                    </a:blip>
+                    <a:stretch>
+                      <a:fillRect/>
+                    </a:stretch>
+                  </pic:blipFill>
+                  <pic:spPr>
+                    <a:xfrm>
+                      <a:off x="0" y="0"/>
+                      <a:ext cx="5734911" cy="4046862"/>
+                    </a:xfrm>
+                    <a:prstGeom prst="rect">
+                      <a:avLst/>
+                    </a:prstGeom>
+                  </pic:spPr>
+                </pic:pic>
+              </a:graphicData>
+            </a:graphic>
+          </wp:inline>
+        </w:drawing>
+      </w:r>
+    </w:p>
+    <w:p>
+      <w:pPr>
+        <w:rPr>
+          <w:noProof/>
+          <w:sz w:val="28"/>
+          <w:szCs w:val="28"/>
+        </w:rPr>
+      </w:pPr>
+      <w:r>
+        <w:rPr>
+          <w:noProof/>
+          <w:sz w:val="28"/>
+          <w:szCs w:val="28"/>
+        </w:rPr>
+        <w:drawing>
+          <wp:inline distT="0" distB="0" distL="0" distR="0" wp14:anchorId="76E49546" wp14:editId="0E3E6BA1">
+            <wp:extent cx="3915410" cy="3147646"/>
+            <wp:effectExtent l="0" t="0" r="0" b="0"/>
+            <wp:docPr id="1852271889" name="Picture 2"/>
+            <wp:cNvGraphicFramePr>
+              <a:graphicFrameLocks xmlns:a="http://schemas.openxmlformats.org/drawingml/2006/main" noChangeAspect="1"/>
+            </wp:cNvGraphicFramePr>
+            <a:graphic xmlns:a="http://schemas.openxmlformats.org/drawingml/2006/main">
+              <a:graphicData uri="http://schemas.openxmlformats.org/drawingml/2006/picture">
+                <pic:pic xmlns:pic="http://schemas.openxmlformats.org/drawingml/2006/picture">
+                  <pic:nvPicPr>
+                    <pic:cNvPr id="1852271889" name="Picture 1852271889"/>
+                    <pic:cNvPicPr/>
+                  </pic:nvPicPr>
+                  <pic:blipFill>
+                    <a:blip r:embed="rId46">
+                      <a:extLst>
+                        <a:ext uri="{28A0092B-C50C-407E-A947-70E740481C1C}">
+                          <a14:useLocalDpi xmlns:a14="http://schemas.microsoft.com/office/drawing/2010/main" val="0"/>
+                        </a:ext>
+                      </a:extLst>
+                    </a:blip>
+                    <a:stretch>
+                      <a:fillRect/>
+                    </a:stretch>
+                  </pic:blipFill>
+                  <pic:spPr>
+                    <a:xfrm>
+                      <a:off x="0" y="0"/>
+                      <a:ext cx="3926893" cy="3156878"/>
+                    </a:xfrm>
+                    <a:prstGeom prst="rect">
+                      <a:avLst/>
+                    </a:prstGeom>
+                  </pic:spPr>
+                </pic:pic>
+              </a:graphicData>
+            </a:graphic>
+          </wp:inline>
+        </w:drawing>
+      </w:r>
+    </w:p>
+    <w:p>
+      <w:pPr>
+        <w:rPr>
+          <w:noProof/>
+          <w:sz w:val="28"/>
+          <w:szCs w:val="28"/>
+        </w:rPr>
+      </w:pPr>
+    </w:p>
+    <w:p>
+      <w:pPr>
+        <w:rPr>
+          <w:noProof/>
+          <w:sz w:val="28"/>
+          <w:szCs w:val="28"/>
+        </w:rPr>
+      </w:pPr>
+    </w:p>
+    <w:p>
+      <w:pPr>
+        <w:rPr>
+          <w:noProof/>
+          <w:sz w:val="28"/>
+          <w:szCs w:val="28"/>
+        </w:rPr>
+      </w:pPr>
+    </w:p>
+    <w:p>
+      <w:pPr>
+        <w:rPr>
+          <w:rFonts w:ascii="Times New Roman" w:hAnsi="Times New Roman" w:cs="Times New Roman"/>
+          <w:b/>
+          <w:bCs/>
+          <w:noProof/>
+          <w:sz w:val="24"/>
+          <w:szCs w:val="24"/>
+        </w:rPr>
+      </w:pPr>
+      <w:r>
+        <w:rPr>
+          <w:rFonts w:ascii="Times New Roman" w:hAnsi="Times New Roman" w:cs="Times New Roman"/>
+          <w:b/>
+          <w:bCs/>
+          <w:noProof/>
+          <w:sz w:val="24"/>
+          <w:szCs w:val="24"/>
+        </w:rPr>
+        <w:lastRenderedPageBreak/>
+        <w:t>16: Random Access File for Processing Employee</w:t>
+      </w:r>
+    </w:p>
+    <w:p>
+      <w:pPr>
+        <w:rPr>
+          <w:noProof/>
+          <w:sz w:val="28"/>
+          <w:szCs w:val="28"/>
+        </w:rPr>
+      </w:pPr>
+      <w:r>
+        <w:rPr>
+          <w:noProof/>
+          <w:sz w:val="28"/>
+          <w:szCs w:val="28"/>
+        </w:rPr>
+        <w:drawing>
+          <wp:inline distT="0" distB="0" distL="0" distR="0" wp14:anchorId="3217A4B9" wp14:editId="0A18AC8D">
+            <wp:extent cx="5731510" cy="3091815"/>
+            <wp:effectExtent l="0" t="0" r="2540" b="0"/>
+            <wp:docPr id="1196104957" name="Picture 3"/>
+            <wp:cNvGraphicFramePr>
+              <a:graphicFrameLocks xmlns:a="http://schemas.openxmlformats.org/drawingml/2006/main" noChangeAspect="1"/>
+            </wp:cNvGraphicFramePr>
+            <a:graphic xmlns:a="http://schemas.openxmlformats.org/drawingml/2006/main">
+              <a:graphicData uri="http://schemas.openxmlformats.org/drawingml/2006/picture">
+                <pic:pic xmlns:pic="http://schemas.openxmlformats.org/drawingml/2006/picture">
+                  <pic:nvPicPr>
+                    <pic:cNvPr id="1196104957" name="Picture 1196104957"/>
+                    <pic:cNvPicPr/>
+                  </pic:nvPicPr>
+                  <pic:blipFill>
+                    <a:blip r:embed="rId47">
+                      <a:extLst>
+                        <a:ext uri="{28A0092B-C50C-407E-A947-70E740481C1C}">
+                          <a14:useLocalDpi xmlns:a14="http://schemas.microsoft.com/office/drawing/2010/main" val="0"/>
+                        </a:ext>
+                      </a:extLst>
+                    </a:blip>
+                    <a:stretch>
+                      <a:fillRect/>
+                    </a:stretch>
+                  </pic:blipFill>
+                  <pic:spPr>
+                    <a:xfrm>
+                      <a:off x="0" y="0"/>
+                      <a:ext cx="5731510" cy="3091815"/>
+                    </a:xfrm>
+                    <a:prstGeom prst="rect">
+                      <a:avLst/>
+                    </a:prstGeom>
+                  </pic:spPr>
+                </pic:pic>
+              </a:graphicData>
+            </a:graphic>
+          </wp:inline>
+        </w:drawing>
+      </w:r>
+    </w:p>
+    <w:p>
+      <w:pPr>
+        <w:rPr>
+          <w:rFonts w:ascii="Times New Roman" w:hAnsi="Times New Roman" w:cs="Times New Roman"/>
+          <w:b/>
+          <w:bCs/>
+          <w:noProof/>
+          <w:sz w:val="24"/>
+          <w:szCs w:val="24"/>
+        </w:rPr>
+      </w:pPr>
+      <w:r>
+        <w:rPr>
+          <w:rFonts w:ascii="Times New Roman" w:hAnsi="Times New Roman" w:cs="Times New Roman"/>
+          <w:b/>
+          <w:bCs/>
+          <w:noProof/>
+          <w:sz w:val="24"/>
+          <w:szCs w:val="24"/>
+        </w:rPr>
+        <w:t>18</w:t>
+      </w:r>
+      <w:r>
+        <w:rPr>
+          <w:rFonts w:ascii="Times New Roman" w:hAnsi="Times New Roman" w:cs="Times New Roman"/>
+          <w:b/>
+          <w:bCs/>
+          <w:noProof/>
+          <w:sz w:val="24"/>
+          <w:szCs w:val="24"/>
+        </w:rPr>
+        <w:t>: Producer–Consumer Problem using Semaphores</w:t>
+      </w:r>
+    </w:p>
+    <w:p>
+      <w:pPr>
+        <w:rPr>
+          <w:noProof/>
+          <w:sz w:val="28"/>
+          <w:szCs w:val="28"/>
+        </w:rPr>
+      </w:pPr>
+    </w:p>
+    <w:p>
+      <w:pPr>
+        <w:rPr>
+          <w:noProof/>
+          <w:sz w:val="28"/>
+          <w:szCs w:val="28"/>
+        </w:rPr>
+      </w:pPr>
+      <w:r>
+        <w:rPr>
+          <w:noProof/>
+          <w:sz w:val="28"/>
+          <w:szCs w:val="28"/>
+        </w:rPr>
+        <w:drawing>
+          <wp:inline distT="0" distB="0" distL="0" distR="0" wp14:anchorId="6C07EE34" wp14:editId="527086F9">
+            <wp:extent cx="5608320" cy="3810000"/>
+            <wp:effectExtent l="0" t="0" r="0" b="0"/>
+            <wp:docPr id="943869483" name="Picture 1"/>
+            <wp:cNvGraphicFramePr>
+              <a:graphicFrameLocks xmlns:a="http://schemas.openxmlformats.org/drawingml/2006/main" noChangeAspect="1"/>
+            </wp:cNvGraphicFramePr>
+            <a:graphic xmlns:a="http://schemas.openxmlformats.org/drawingml/2006/main">
+              <a:graphicData uri="http://schemas.openxmlformats.org/drawingml/2006/picture">
+                <pic:pic xmlns:pic="http://schemas.openxmlformats.org/drawingml/2006/picture">
+                  <pic:nvPicPr>
+                    <pic:cNvPr id="943869483" name=""/>
+                    <pic:cNvPicPr/>
+                  </pic:nvPicPr>
+                  <pic:blipFill>
+                    <a:blip r:embed="rId48"/>
+                    <a:stretch>
+                      <a:fillRect/>
+                    </a:stretch>
+                  </pic:blipFill>
+                  <pic:spPr>
+                    <a:xfrm>
+                      <a:off x="0" y="0"/>
+                      <a:ext cx="5692792" cy="3867386"/>
+                    </a:xfrm>
+                    <a:prstGeom prst="rect">
+                      <a:avLst/>
+                    </a:prstGeom>
+                  </pic:spPr>
+                </pic:pic>
+              </a:graphicData>
+            </a:graphic>
+          </wp:inline>
+        </w:drawing>
+      </w:r>
+    </w:p>
+    <w:p>
+      <w:pPr>
+        <w:rPr>
+          <w:noProof/>
+          <w:sz w:val="28"/>
+          <w:szCs w:val="28"/>
+        </w:rPr>
+      </w:pPr>
+    </w:p>
+    <w:p>
+      <w:pPr>
+        <w:rPr>
+          <w:noProof/>
+          <w:sz w:val="28"/>
+          <w:szCs w:val="28"/>
+        </w:rPr>
+      </w:pPr>
+    </w:p>
+    <w:p>
+      <w:pPr>
+        <w:rPr>
+          <w:noProof/>
+          <w:sz w:val="28"/>
+          <w:szCs w:val="28"/>
+        </w:rPr>
+      </w:pPr>
+    </w:p>
+    <w:p>
+      <w:pPr>
+        <w:rPr>
+          <w:rFonts w:ascii="Times New Roman" w:hAnsi="Times New Roman" w:cs="Times New Roman"/>
+          <w:b/>
+          <w:bCs/>
+          <w:noProof/>
+          <w:sz w:val="24"/>
+          <w:szCs w:val="24"/>
+        </w:rPr>
+      </w:pPr>
+      <w:r>
+        <w:rPr>
+          <w:rFonts w:ascii="Times New Roman" w:hAnsi="Times New Roman" w:cs="Times New Roman"/>
+          <w:b/>
+          <w:bCs/>
+          <w:noProof/>
+          <w:sz w:val="24"/>
+          <w:szCs w:val="24"/>
+        </w:rPr>
+        <w:t>19: Process Synchronization using Mutex Locks</w:t>
+      </w:r>
+    </w:p>
+    <w:p>
+      <w:pPr>
+        <w:rPr>
+          <w:rFonts w:ascii="Times New Roman" w:hAnsi="Times New Roman" w:cs="Times New Roman"/>
+          <w:b/>
+          <w:bCs/>
+          <w:noProof/>
+          <w:sz w:val="24"/>
+          <w:szCs w:val="24"/>
+        </w:rPr>
+      </w:pPr>
+      <w:r>
+        <w:rPr>
+          <w:rFonts w:ascii="Times New Roman" w:hAnsi="Times New Roman" w:cs="Times New Roman"/>
+          <w:b/>
+          <w:bCs/>
+          <w:noProof/>
+          <w:sz w:val="24"/>
+          <w:szCs w:val="24"/>
+        </w:rPr>
+        <w:drawing>
+          <wp:inline distT="0" distB="0" distL="0" distR="0" wp14:anchorId="7C33A9C1" wp14:editId="3297B4AF">
+            <wp:extent cx="5730184" cy="3505200"/>
+            <wp:effectExtent l="0" t="0" r="4445" b="0"/>
+            <wp:docPr id="921230234" name="Picture 1"/>
+            <wp:cNvGraphicFramePr>
+              <a:graphicFrameLocks xmlns:a="http://schemas.openxmlformats.org/drawingml/2006/main" noChangeAspect="1"/>
+            </wp:cNvGraphicFramePr>
+            <a:graphic xmlns:a="http://schemas.openxmlformats.org/drawingml/2006/main">
+              <a:graphicData uri="http://schemas.openxmlformats.org/drawingml/2006/picture">
+                <pic:pic xmlns:pic="http://schemas.openxmlformats.org/drawingml/2006/picture">
+                  <pic:nvPicPr>
+                    <pic:cNvPr id="921230234" name=""/>
+                    <pic:cNvPicPr/>
+                  </pic:nvPicPr>
+                  <pic:blipFill>
+                    <a:blip r:embed="rId49"/>
+                    <a:stretch>
+                      <a:fillRect/>
+                    </a:stretch>
+                  </pic:blipFill>
+                  <pic:spPr>
+                    <a:xfrm>
+                      <a:off x="0" y="0"/>
+                      <a:ext cx="5784510" cy="3538432"/>
+                    </a:xfrm>
+                    <a:prstGeom prst="rect">
+                      <a:avLst/>
+                    </a:prstGeom>
+                  </pic:spPr>
+                </pic:pic>
+              </a:graphicData>
+            </a:graphic>
+          </wp:inline>
+        </w:drawing>
+      </w:r>
+    </w:p>
+    <w:p>
+      <w:pPr>
+        <w:rPr>
+          <w:rFonts w:ascii="Times New Roman" w:hAnsi="Times New Roman" w:cs="Times New Roman"/>
+          <w:b/>
+          <w:bCs/>
+          <w:noProof/>
+          <w:sz w:val="24"/>
+          <w:szCs w:val="24"/>
+        </w:rPr>
+      </w:pPr>
+      <w:r>
+        <w:rPr>
+          <w:rFonts w:ascii="Times New Roman" w:hAnsi="Times New Roman" w:cs="Times New Roman"/>
+          <w:b/>
+          <w:bCs/>
+          <w:noProof/>
+          <w:sz w:val="24"/>
+          <w:szCs w:val="24"/>
+        </w:rPr>
+        <w:t>20</w:t>
+      </w:r>
+      <w:r>
+        <w:rPr>
+          <w:rFonts w:ascii="Times New Roman" w:hAnsi="Times New Roman" w:cs="Times New Roman"/>
+          <w:b/>
+          <w:bCs/>
+          <w:noProof/>
+          <w:sz w:val="24"/>
+          <w:szCs w:val="24"/>
+        </w:rPr>
+        <w:t xml:space="preserve"> </w:t>
+      </w:r>
+      <w:r>
+        <w:rPr>
+          <w:rFonts w:ascii="Times New Roman" w:hAnsi="Times New Roman" w:cs="Times New Roman"/>
+          <w:b/>
+          <w:bCs/>
+          <w:noProof/>
+          <w:sz w:val="24"/>
+          <w:szCs w:val="24"/>
+        </w:rPr>
+        <w:t>: Reader</w:t>
+      </w:r>
+      <w:r>
+        <w:rPr>
+          <w:rFonts w:ascii="Times New Roman" w:hAnsi="Times New Roman" w:cs="Times New Roman"/>
+          <w:b/>
+          <w:bCs/>
+          <w:noProof/>
+          <w:sz w:val="24"/>
+          <w:szCs w:val="24"/>
+        </w:rPr>
+        <w:t xml:space="preserve">  </w:t>
+      </w:r>
+      <w:r>
+        <w:rPr>
+          <w:rFonts w:ascii="Times New Roman" w:hAnsi="Times New Roman" w:cs="Times New Roman"/>
+          <w:b/>
+          <w:bCs/>
+          <w:noProof/>
+          <w:sz w:val="24"/>
+          <w:szCs w:val="24"/>
+        </w:rPr>
+        <w:t xml:space="preserve">Writer Problem </w:t>
+      </w:r>
+    </w:p>
+    <w:p>
+      <w:pPr>
+        <w:rPr>
+          <w:rFonts w:ascii="Times New Roman" w:hAnsi="Times New Roman" w:cs="Times New Roman"/>
+          <w:b/>
+          <w:bCs/>
+          <w:noProof/>
+          <w:sz w:val="24"/>
+          <w:szCs w:val="24"/>
+        </w:rPr>
+      </w:pPr>
+      <w:r>
+        <w:rPr>
+          <w:rFonts w:ascii="Times New Roman" w:hAnsi="Times New Roman" w:cs="Times New Roman"/>
+          <w:b/>
+          <w:bCs/>
+          <w:noProof/>
+          <w:sz w:val="24"/>
+          <w:szCs w:val="24"/>
+        </w:rPr>
+        <w:drawing>
+          <wp:inline distT="0" distB="0" distL="0" distR="0" wp14:anchorId="16D408EA" wp14:editId="6CC93BCC">
+            <wp:extent cx="5731391" cy="3188677"/>
+            <wp:effectExtent l="0" t="0" r="3175" b="0"/>
+            <wp:docPr id="1183719441" name="Picture 1"/>
+            <wp:cNvGraphicFramePr>
+              <a:graphicFrameLocks xmlns:a="http://schemas.openxmlformats.org/drawingml/2006/main" noChangeAspect="1"/>
+            </wp:cNvGraphicFramePr>
+            <a:graphic xmlns:a="http://schemas.openxmlformats.org/drawingml/2006/main">
+              <a:graphicData uri="http://schemas.openxmlformats.org/drawingml/2006/picture">
+                <pic:pic xmlns:pic="http://schemas.openxmlformats.org/drawingml/2006/picture">
+                  <pic:nvPicPr>
+                    <pic:cNvPr id="1183719441" name=""/>
+                    <pic:cNvPicPr/>
+                  </pic:nvPicPr>
+                  <pic:blipFill>
+                    <a:blip r:embed="rId50"/>
+                    <a:stretch>
+                      <a:fillRect/>
+                    </a:stretch>
+                  </pic:blipFill>
+                  <pic:spPr>
+                    <a:xfrm>
+                      <a:off x="0" y="0"/>
+                      <a:ext cx="5749475" cy="3198738"/>
+                    </a:xfrm>
+                    <a:prstGeom prst="rect">
+                      <a:avLst/>
+                    </a:prstGeom>
+                  </pic:spPr>
+                </pic:pic>
+              </a:graphicData>
+            </a:graphic>
+          </wp:inline>
+        </w:drawing>
+      </w:r>
+    </w:p>
+    <w:p>
+      <w:pPr>
+        <w:rPr>
+          <w:rFonts w:ascii="Times New Roman" w:hAnsi="Times New Roman" w:cs="Times New Roman"/>
+          <w:b/>
+          <w:bCs/>
+          <w:noProof/>
+          <w:sz w:val="24"/>
+          <w:szCs w:val="24"/>
+        </w:rPr>
+      </w:pPr>
+    </w:p>
+    <w:p>
+      <w:pPr>
+        <w:rPr>
+          <w:rFonts w:ascii="Times New Roman" w:hAnsi="Times New Roman" w:cs="Times New Roman"/>
+          <w:b/>
+          <w:bCs/>
+          <w:noProof/>
+          <w:sz w:val="24"/>
+          <w:szCs w:val="24"/>
+        </w:rPr>
+      </w:pPr>
+    </w:p>
+    <w:p>
+      <w:pPr>
+        <w:rPr>
+          <w:rFonts w:ascii="Times New Roman" w:hAnsi="Times New Roman" w:cs="Times New Roman"/>
+          <w:b/>
+          <w:bCs/>
+          <w:noProof/>
+          <w:sz w:val="24"/>
+          <w:szCs w:val="24"/>
+        </w:rPr>
+      </w:pPr>
+    </w:p>
+    <w:p>
+      <w:pPr>
+        <w:rPr>
+          <w:rFonts w:ascii="Times New Roman" w:hAnsi="Times New Roman" w:cs="Times New Roman"/>
+          <w:b/>
+          <w:bCs/>
+          <w:noProof/>
+          <w:sz w:val="24"/>
+          <w:szCs w:val="24"/>
+        </w:rPr>
+      </w:pPr>
+    </w:p>
+    <w:p>
+      <w:pPr>
+        <w:rPr>
+          <w:rFonts w:ascii="Times New Roman" w:hAnsi="Times New Roman" w:cs="Times New Roman"/>
+          <w:b/>
+          <w:bCs/>
+          <w:noProof/>
+          <w:sz w:val="24"/>
+          <w:szCs w:val="24"/>
+        </w:rPr>
+      </w:pPr>
+    </w:p>
+    <w:p>
+      <w:pPr>
+        <w:rPr>
+          <w:rFonts w:ascii="Times New Roman" w:hAnsi="Times New Roman" w:cs="Times New Roman"/>
+          <w:b/>
+          <w:bCs/>
+          <w:noProof/>
+          <w:sz w:val="24"/>
+          <w:szCs w:val="24"/>
+        </w:rPr>
+      </w:pPr>
+    </w:p>
+    <w:p>
+      <w:pPr>
+        <w:rPr>
+          <w:rFonts w:ascii="Times New Roman" w:hAnsi="Times New Roman" w:cs="Times New Roman"/>
+          <w:b/>
+          <w:bCs/>
+          <w:noProof/>
+          <w:sz w:val="24"/>
+          <w:szCs w:val="24"/>
+        </w:rPr>
+      </w:pPr>
+      <w:r>
+        <w:rPr>
+          <w:rFonts w:ascii="Times New Roman" w:hAnsi="Times New Roman" w:cs="Times New Roman"/>
+          <w:b/>
+          <w:bCs/>
+          <w:noProof/>
+          <w:sz w:val="24"/>
+          <w:szCs w:val="24"/>
+        </w:rPr>
+        <w:t>21 :</w:t>
+      </w:r>
+      <w:r>
+        <w:rPr>
+          <w:rFonts w:ascii="Times New Roman" w:hAnsi="Times New Roman" w:cs="Times New Roman"/>
+          <w:b/>
+          <w:bCs/>
+          <w:noProof/>
+          <w:sz w:val="24"/>
+          <w:szCs w:val="24"/>
+        </w:rPr>
+        <w:t xml:space="preserve"> </w:t>
+      </w:r>
+      <w:r>
+        <w:rPr>
+          <w:rFonts w:ascii="Times New Roman" w:hAnsi="Times New Roman" w:cs="Times New Roman"/>
+          <w:b/>
+          <w:bCs/>
+          <w:noProof/>
+          <w:sz w:val="24"/>
+          <w:szCs w:val="24"/>
+        </w:rPr>
+        <w:t>Develop a C program to implement the Worst Fit algorithm of memory</w:t>
+      </w:r>
+      <w:r>
+        <w:rPr>
+          <w:rFonts w:ascii="Times New Roman" w:hAnsi="Times New Roman" w:cs="Times New Roman"/>
+          <w:b/>
+          <w:bCs/>
+          <w:noProof/>
+          <w:sz w:val="24"/>
+          <w:szCs w:val="24"/>
+        </w:rPr>
+        <w:t xml:space="preserve"> </w:t>
+      </w:r>
+      <w:r>
+        <w:rPr>
+          <w:rFonts w:ascii="Times New Roman" w:hAnsi="Times New Roman" w:cs="Times New Roman"/>
+          <w:b/>
+          <w:bCs/>
+          <w:noProof/>
+          <w:sz w:val="24"/>
+          <w:szCs w:val="24"/>
+        </w:rPr>
+        <w:t>management.</w:t>
+      </w:r>
+    </w:p>
+    <w:p>
+      <w:pPr>
+        <w:rPr>
+          <w:rFonts w:ascii="Times New Roman" w:hAnsi="Times New Roman" w:cs="Times New Roman"/>
+          <w:b/>
+          <w:bCs/>
+          <w:noProof/>
+          <w:sz w:val="24"/>
+          <w:szCs w:val="24"/>
+        </w:rPr>
+      </w:pPr>
+      <w:r>
+        <w:rPr>
+          <w:rFonts w:ascii="Times New Roman" w:hAnsi="Times New Roman" w:cs="Times New Roman"/>
+          <w:b/>
+          <w:bCs/>
+          <w:noProof/>
+          <w:sz w:val="24"/>
+          <w:szCs w:val="24"/>
+        </w:rPr>
+        <w:drawing>
+          <wp:inline distT="0" distB="0" distL="0" distR="0" wp14:anchorId="32CC7994" wp14:editId="56B347DB">
+            <wp:extent cx="5731510" cy="2989385"/>
+            <wp:effectExtent l="0" t="0" r="2540" b="1905"/>
+            <wp:docPr id="486418173" name="Picture 1"/>
+            <wp:cNvGraphicFramePr>
+              <a:graphicFrameLocks xmlns:a="http://schemas.openxmlformats.org/drawingml/2006/main" noChangeAspect="1"/>
+            </wp:cNvGraphicFramePr>
+            <a:graphic xmlns:a="http://schemas.openxmlformats.org/drawingml/2006/main">
+              <a:graphicData uri="http://schemas.openxmlformats.org/drawingml/2006/picture">
+                <pic:pic xmlns:pic="http://schemas.openxmlformats.org/drawingml/2006/picture">
+                  <pic:nvPicPr>
+                    <pic:cNvPr id="486418173" name=""/>
+                    <pic:cNvPicPr/>
+                  </pic:nvPicPr>
+                  <pic:blipFill>
+                    <a:blip r:embed="rId51"/>
+                    <a:stretch>
+                      <a:fillRect/>
+                    </a:stretch>
+                  </pic:blipFill>
+                  <pic:spPr>
+                    <a:xfrm>
+                      <a:off x="0" y="0"/>
+                      <a:ext cx="5742191" cy="2994956"/>
+                    </a:xfrm>
+                    <a:prstGeom prst="rect">
+                      <a:avLst/>
+                    </a:prstGeom>
+                  </pic:spPr>
+                </pic:pic>
+              </a:graphicData>
+            </a:graphic>
+          </wp:inline>
+        </w:drawing>
+      </w:r>
+    </w:p>
+    <w:p>
+      <w:pPr>
+        <w:rPr>
+          <w:rFonts w:ascii="Times New Roman" w:hAnsi="Times New Roman" w:cs="Times New Roman"/>
+          <w:b/>
+          <w:bCs/>
+          <w:noProof/>
+          <w:sz w:val="24"/>
+          <w:szCs w:val="24"/>
+        </w:rPr>
+      </w:pPr>
+      <w:r>
+        <w:rPr>
+          <w:rFonts w:ascii="Times New Roman" w:hAnsi="Times New Roman" w:cs="Times New Roman"/>
+          <w:b/>
+          <w:bCs/>
+          <w:noProof/>
+          <w:sz w:val="24"/>
+          <w:szCs w:val="24"/>
+        </w:rPr>
+        <w:drawing>
+          <wp:inline distT="0" distB="0" distL="0" distR="0" wp14:anchorId="36D1EC39" wp14:editId="6B17DE85">
+            <wp:extent cx="3944620" cy="1471246"/>
+            <wp:effectExtent l="0" t="0" r="0" b="0"/>
+            <wp:docPr id="2111784700" name="Picture 1"/>
+            <wp:cNvGraphicFramePr>
+              <a:graphicFrameLocks xmlns:a="http://schemas.openxmlformats.org/drawingml/2006/main" noChangeAspect="1"/>
+            </wp:cNvGraphicFramePr>
+            <a:graphic xmlns:a="http://schemas.openxmlformats.org/drawingml/2006/main">
+              <a:graphicData uri="http://schemas.openxmlformats.org/drawingml/2006/picture">
+                <pic:pic xmlns:pic="http://schemas.openxmlformats.org/drawingml/2006/picture">
+                  <pic:nvPicPr>
+                    <pic:cNvPr id="2111784700" name=""/>
+                    <pic:cNvPicPr/>
+                  </pic:nvPicPr>
+                  <pic:blipFill>
+                    <a:blip r:embed="rId52"/>
+                    <a:stretch>
+                      <a:fillRect/>
+                    </a:stretch>
+                  </pic:blipFill>
+                  <pic:spPr>
+                    <a:xfrm>
+                      <a:off x="0" y="0"/>
+                      <a:ext cx="3955880" cy="1475446"/>
+                    </a:xfrm>
+                    <a:prstGeom prst="rect">
+                      <a:avLst/>
+                    </a:prstGeom>
+                  </pic:spPr>
+                </pic:pic>
+              </a:graphicData>
+            </a:graphic>
+          </wp:inline>
+        </w:drawing>
+      </w:r>
+    </w:p>
+    <w:p>
+      <w:pPr>
+        <w:rPr>
+          <w:rFonts w:ascii="Times New Roman" w:hAnsi="Times New Roman" w:cs="Times New Roman"/>
+          <w:b/>
+          <w:bCs/>
+          <w:noProof/>
+          <w:sz w:val="24"/>
+          <w:szCs w:val="24"/>
+        </w:rPr>
+      </w:pPr>
+      <w:r>
+        <w:rPr>
+          <w:rFonts w:ascii="Times New Roman" w:hAnsi="Times New Roman" w:cs="Times New Roman"/>
+          <w:b/>
+          <w:bCs/>
+          <w:noProof/>
+          <w:sz w:val="24"/>
+          <w:szCs w:val="24"/>
+        </w:rPr>
+        <w:t>22</w:t>
+      </w:r>
+      <w:r>
+        <w:rPr>
+          <w:rFonts w:ascii="Times New Roman" w:hAnsi="Times New Roman" w:cs="Times New Roman"/>
+          <w:b/>
+          <w:bCs/>
+          <w:noProof/>
+          <w:sz w:val="24"/>
+          <w:szCs w:val="24"/>
+        </w:rPr>
+        <w:t xml:space="preserve"> </w:t>
+      </w:r>
+      <w:r>
+        <w:rPr>
+          <w:rFonts w:ascii="Times New Roman" w:hAnsi="Times New Roman" w:cs="Times New Roman"/>
+          <w:b/>
+          <w:bCs/>
+          <w:noProof/>
+          <w:sz w:val="24"/>
+          <w:szCs w:val="24"/>
+        </w:rPr>
+        <w:t>: Construct a C program to implement the Best Fit Algorithm of Memory Management.</w:t>
+      </w:r>
+    </w:p>
+    <w:p>
+      <w:pPr>
+        <w:rPr>
+          <w:rFonts w:ascii="Times New Roman" w:hAnsi="Times New Roman" w:cs="Times New Roman"/>
+          <w:b/>
+          <w:bCs/>
+          <w:noProof/>
+          <w:sz w:val="24"/>
+          <w:szCs w:val="24"/>
+        </w:rPr>
+      </w:pPr>
+      <w:r>
+        <w:rPr>
+          <w:rFonts w:ascii="Times New Roman" w:hAnsi="Times New Roman" w:cs="Times New Roman"/>
+          <w:b/>
+          <w:bCs/>
+          <w:noProof/>
+          <w:sz w:val="24"/>
+          <w:szCs w:val="24"/>
+        </w:rPr>
+        <w:lastRenderedPageBreak/>
+        <w:drawing>
+          <wp:inline distT="0" distB="0" distL="0" distR="0" wp14:anchorId="2B6B7031" wp14:editId="3A7CFC33">
+            <wp:extent cx="5730697" cy="2795954"/>
+            <wp:effectExtent l="0" t="0" r="3810" b="4445"/>
+            <wp:docPr id="1429490309" name="Picture 1"/>
+            <wp:cNvGraphicFramePr>
+              <a:graphicFrameLocks xmlns:a="http://schemas.openxmlformats.org/drawingml/2006/main" noChangeAspect="1"/>
+            </wp:cNvGraphicFramePr>
+            <a:graphic xmlns:a="http://schemas.openxmlformats.org/drawingml/2006/main">
+              <a:graphicData uri="http://schemas.openxmlformats.org/drawingml/2006/picture">
+                <pic:pic xmlns:pic="http://schemas.openxmlformats.org/drawingml/2006/picture">
+                  <pic:nvPicPr>
+                    <pic:cNvPr id="1429490309" name=""/>
+                    <pic:cNvPicPr/>
+                  </pic:nvPicPr>
+                  <pic:blipFill>
+                    <a:blip r:embed="rId53"/>
+                    <a:stretch>
+                      <a:fillRect/>
+                    </a:stretch>
+                  </pic:blipFill>
+                  <pic:spPr>
+                    <a:xfrm>
+                      <a:off x="0" y="0"/>
+                      <a:ext cx="5757175" cy="2808872"/>
+                    </a:xfrm>
+                    <a:prstGeom prst="rect">
+                      <a:avLst/>
+                    </a:prstGeom>
+                  </pic:spPr>
+                </pic:pic>
+              </a:graphicData>
+            </a:graphic>
+          </wp:inline>
+        </w:drawing>
+      </w:r>
+    </w:p>
+    <w:p>
+      <w:pPr>
+        <w:rPr>
+          <w:rFonts w:ascii="Times New Roman" w:hAnsi="Times New Roman" w:cs="Times New Roman"/>
+          <w:b/>
+          <w:bCs/>
+          <w:noProof/>
+          <w:sz w:val="24"/>
+          <w:szCs w:val="24"/>
+        </w:rPr>
+      </w:pPr>
+    </w:p>
+    <w:p>
+      <w:pPr>
+        <w:rPr>
+          <w:rFonts w:ascii="Times New Roman" w:hAnsi="Times New Roman" w:cs="Times New Roman"/>
+          <w:b/>
+          <w:bCs/>
+          <w:noProof/>
+          <w:sz w:val="24"/>
+          <w:szCs w:val="24"/>
+        </w:rPr>
+      </w:pPr>
+      <w:r>
+        <w:rPr>
+          <w:rFonts w:ascii="Times New Roman" w:hAnsi="Times New Roman" w:cs="Times New Roman"/>
+          <w:b/>
+          <w:bCs/>
+          <w:noProof/>
+          <w:sz w:val="24"/>
+          <w:szCs w:val="24"/>
+        </w:rPr>
+        <w:drawing>
+          <wp:inline distT="0" distB="0" distL="0" distR="0" wp14:anchorId="5F38DE7A" wp14:editId="677D4D3D">
+            <wp:extent cx="3522785" cy="1841968"/>
+            <wp:effectExtent l="0" t="0" r="1905" b="6350"/>
+            <wp:docPr id="1139451335" name="Picture 1"/>
+            <wp:cNvGraphicFramePr>
+              <a:graphicFrameLocks xmlns:a="http://schemas.openxmlformats.org/drawingml/2006/main" noChangeAspect="1"/>
+            </wp:cNvGraphicFramePr>
+            <a:graphic xmlns:a="http://schemas.openxmlformats.org/drawingml/2006/main">
+              <a:graphicData uri="http://schemas.openxmlformats.org/drawingml/2006/picture">
+                <pic:pic xmlns:pic="http://schemas.openxmlformats.org/drawingml/2006/picture">
+                  <pic:nvPicPr>
+                    <pic:cNvPr id="1139451335" name=""/>
+                    <pic:cNvPicPr/>
+                  </pic:nvPicPr>
+                  <pic:blipFill>
+                    <a:blip r:embed="rId54"/>
+                    <a:stretch>
+                      <a:fillRect/>
+                    </a:stretch>
+                  </pic:blipFill>
+                  <pic:spPr>
+                    <a:xfrm>
+                      <a:off x="0" y="0"/>
+                      <a:ext cx="3538839" cy="1850362"/>
+                    </a:xfrm>
+                    <a:prstGeom prst="rect">
+                      <a:avLst/>
+                    </a:prstGeom>
+                  </pic:spPr>
+                </pic:pic>
+              </a:graphicData>
+            </a:graphic>
+          </wp:inline>
+        </w:drawing>
+      </w:r>
+    </w:p>
+    <w:p>
+      <w:pPr>
+        <w:rPr>
+          <w:rFonts w:ascii="Times New Roman" w:hAnsi="Times New Roman" w:cs="Times New Roman"/>
+          <w:b/>
+          <w:bCs/>
+          <w:noProof/>
+          <w:sz w:val="24"/>
+          <w:szCs w:val="24"/>
+        </w:rPr>
+      </w:pPr>
+    </w:p>
+    <w:p>
+      <w:pPr>
+        <w:rPr>
+          <w:rFonts w:ascii="Times New Roman" w:hAnsi="Times New Roman" w:cs="Times New Roman"/>
+          <w:b/>
+          <w:bCs/>
+          <w:noProof/>
+          <w:sz w:val="24"/>
+          <w:szCs w:val="24"/>
+        </w:rPr>
+      </w:pPr>
     </w:p>
     <w:sectPr>
       <w:pgSz w:w="11906" w:h="16838"/>
@@ -3108,7 +4925,6 @@
   <w:style w:type="character" w:default="1" w:styleId="DefaultParagraphFont">
     <w:name w:val="Default Paragraph Font"/>
     <w:uiPriority w:val="1"/>
-    <w:semiHidden/>
     <w:unhideWhenUsed/>
   </w:style>
   <w:style w:type="table" w:default="1" w:styleId="TableNormal">
